--- a/public/lesson-9.docx
+++ b/public/lesson-9.docx
@@ -6,189 +6,2296 @@
       <w:pPr>
         <w:pStyle w:val="Heading2"/>
         <w:rPr>
-          <w:b w:val="0"/>
-          <w:i w:val="0"/>
-        </w:rPr>
-      </w:pPr>
-      <w:r>
-        <w:rPr>
-          <w:b w:val="0"/>
-          <w:i w:val="0"/>
-        </w:rPr>
-        <w:t>Урок 9</w:t>
+          <w:lang w:val="ru-RU"/>
+        </w:rPr>
+      </w:pPr>
+      <w:r>
+        <w:rPr>
+          <w:lang w:val="ru-RU"/>
+        </w:rPr>
+        <w:t>Третья картина мира</w:t>
       </w:r>
     </w:p>
     <w:p>
-      <w:r>
-        <w:t xml:space="preserve">Третья картина мира — </w:t>
-      </w:r>
-      <w:r>
-        <w:rPr>
-          <w:i/>
-        </w:rPr>
-        <w:t>модерн</w:t>
-      </w:r>
-      <w:r>
-        <w:t>. Эта картина мира не научная. Она очень специфична. Термин аберрация близости: когда ты видишь какой-то объект вблизи, ты видишь его очень искаженным. Чтобы его увидеть во всей полноте, нужно занять какую-то дистанцию, смотреть со стороны. Для рассмотрения этой картины мира нужно дистанцироваться от того, что мы о себе думаем.</w:t>
+      <w:pPr>
+        <w:rPr>
+          <w:rFonts w:ascii="Times New Roman" w:hAnsi="Times New Roman" w:cs="Times New Roman"/>
+          <w:sz w:val="24"/>
+          <w:szCs w:val="24"/>
+          <w:lang w:val="ru-RU"/>
+        </w:rPr>
+      </w:pPr>
+      <w:r>
+        <w:rPr>
+          <w:rFonts w:ascii="Times New Roman" w:hAnsi="Times New Roman" w:cs="Times New Roman"/>
+          <w:b/>
+          <w:bCs/>
+          <w:iCs/>
+          <w:sz w:val="24"/>
+          <w:szCs w:val="24"/>
+          <w:lang w:val="ru-RU"/>
+        </w:rPr>
+        <w:t>М</w:t>
+      </w:r>
+      <w:r>
+        <w:rPr>
+          <w:rFonts w:ascii="Times New Roman" w:hAnsi="Times New Roman" w:cs="Times New Roman"/>
+          <w:b/>
+          <w:bCs/>
+          <w:iCs/>
+          <w:sz w:val="24"/>
+          <w:szCs w:val="24"/>
+          <w:lang w:val="ru-RU"/>
+        </w:rPr>
+        <w:t>одерн</w:t>
+      </w:r>
+      <w:r>
+        <w:rPr>
+          <w:rFonts w:ascii="Times New Roman" w:hAnsi="Times New Roman" w:cs="Times New Roman"/>
+          <w:sz w:val="24"/>
+          <w:szCs w:val="24"/>
+          <w:lang w:val="ru-RU"/>
+        </w:rPr>
+        <w:t xml:space="preserve"> — </w:t>
+      </w:r>
+      <w:r>
+        <w:rPr>
+          <w:rFonts w:ascii="Times New Roman" w:hAnsi="Times New Roman" w:cs="Times New Roman"/>
+          <w:sz w:val="24"/>
+          <w:szCs w:val="24"/>
+          <w:lang w:val="ru-RU"/>
+        </w:rPr>
+        <w:t>картина мира не научная. Она очень специфична.</w:t>
       </w:r>
     </w:p>
     <w:p>
-      <w:r>
-        <w:t>Рассматривать модерн как результат линейного развития идеи миф —&gt; монотеизм —&gt; модерн это значит уже поддаваться искажению. Правильнее было бы поставить модерн так:</w:t>
+      <w:pPr>
+        <w:rPr>
+          <w:rFonts w:ascii="Times New Roman" w:hAnsi="Times New Roman" w:cs="Times New Roman"/>
+          <w:sz w:val="24"/>
+          <w:szCs w:val="24"/>
+          <w:lang w:val="ru-RU"/>
+        </w:rPr>
+      </w:pPr>
+      <w:r>
+        <w:rPr>
+          <w:rFonts w:ascii="Times New Roman" w:hAnsi="Times New Roman" w:cs="Times New Roman"/>
+          <w:sz w:val="24"/>
+          <w:szCs w:val="24"/>
+          <w:lang w:val="ru-RU"/>
+        </w:rPr>
+        <w:t>В исследовании модерна нам поможет т</w:t>
+      </w:r>
+      <w:r>
+        <w:rPr>
+          <w:rFonts w:ascii="Times New Roman" w:hAnsi="Times New Roman" w:cs="Times New Roman"/>
+          <w:sz w:val="24"/>
+          <w:szCs w:val="24"/>
+          <w:lang w:val="ru-RU"/>
+        </w:rPr>
+        <w:t xml:space="preserve">ермин </w:t>
+      </w:r>
+      <w:r>
+        <w:rPr>
+          <w:rFonts w:ascii="Times New Roman" w:hAnsi="Times New Roman" w:cs="Times New Roman"/>
+          <w:i/>
+          <w:iCs/>
+          <w:sz w:val="24"/>
+          <w:szCs w:val="24"/>
+          <w:lang w:val="ru-RU"/>
+        </w:rPr>
+        <w:t>аберрация близости</w:t>
+      </w:r>
+      <w:r>
+        <w:rPr>
+          <w:rFonts w:ascii="Times New Roman" w:hAnsi="Times New Roman" w:cs="Times New Roman"/>
+          <w:sz w:val="24"/>
+          <w:szCs w:val="24"/>
+          <w:lang w:val="ru-RU"/>
+        </w:rPr>
+        <w:t xml:space="preserve"> — это </w:t>
+      </w:r>
+      <w:r>
+        <w:rPr>
+          <w:rFonts w:ascii="Times New Roman" w:hAnsi="Times New Roman" w:cs="Times New Roman"/>
+          <w:sz w:val="24"/>
+          <w:szCs w:val="24"/>
+          <w:lang w:val="ru-RU"/>
+        </w:rPr>
+        <w:t xml:space="preserve">когда ты видишь какой-то объект вблизи, </w:t>
+      </w:r>
+      <w:r>
+        <w:rPr>
+          <w:rFonts w:ascii="Times New Roman" w:hAnsi="Times New Roman" w:cs="Times New Roman"/>
+          <w:sz w:val="24"/>
+          <w:szCs w:val="24"/>
+          <w:lang w:val="ru-RU"/>
+        </w:rPr>
+        <w:t xml:space="preserve">и вследствие этого он видится </w:t>
+      </w:r>
+      <w:r>
+        <w:rPr>
+          <w:rFonts w:ascii="Times New Roman" w:hAnsi="Times New Roman" w:cs="Times New Roman"/>
+          <w:sz w:val="24"/>
+          <w:szCs w:val="24"/>
+          <w:lang w:val="ru-RU"/>
+        </w:rPr>
+        <w:t>очень искаженным.</w:t>
+      </w:r>
+      <w:r>
+        <w:rPr>
+          <w:rFonts w:ascii="Times New Roman" w:hAnsi="Times New Roman" w:cs="Times New Roman"/>
+          <w:sz w:val="24"/>
+          <w:szCs w:val="24"/>
+          <w:lang w:val="ru-RU"/>
+        </w:rPr>
+        <w:t xml:space="preserve"> </w:t>
+      </w:r>
+      <w:r>
+        <w:rPr>
+          <w:rFonts w:ascii="Times New Roman" w:hAnsi="Times New Roman" w:cs="Times New Roman"/>
+          <w:sz w:val="24"/>
+          <w:szCs w:val="24"/>
+          <w:lang w:val="ru-RU"/>
+        </w:rPr>
+        <w:t>Чтобы его увидеть во всей полноте, нужно занять какую-то дистанцию, смотреть со стороны. Для рассмотрения этой картины мира нужно дистанцироваться от того, что мы о себе думаем.</w:t>
+      </w:r>
+      <w:r>
+        <w:rPr>
+          <w:rFonts w:ascii="Times New Roman" w:hAnsi="Times New Roman" w:cs="Times New Roman"/>
+          <w:sz w:val="24"/>
+          <w:szCs w:val="24"/>
+          <w:lang w:val="ru-RU"/>
+        </w:rPr>
+        <w:t xml:space="preserve"> </w:t>
       </w:r>
     </w:p>
     <w:p>
-      <w:r>
-        <w:t>Рисунок 3: место модерна в картинах мира</w:t>
+      <w:pPr>
+        <w:pStyle w:val="Heading2"/>
+        <w:rPr>
+          <w:lang w:val="ru-RU"/>
+        </w:rPr>
+      </w:pPr>
+      <w:r>
+        <w:rPr>
+          <w:lang w:val="ru-RU"/>
+        </w:rPr>
+        <w:t>Превратное понимание модерна</w:t>
       </w:r>
     </w:p>
     <w:p>
       <w:pPr>
-        <w:pStyle w:val="IndentedCode"/>
-      </w:pPr>
-      <w:r>
-        <w:t xml:space="preserve">      Модерн</w:t>
+        <w:pStyle w:val="Heading3"/>
+        <w:rPr>
+          <w:lang w:val="ru-RU"/>
+        </w:rPr>
+      </w:pPr>
+      <w:r>
+        <w:rPr>
+          <w:lang w:val="ru-RU"/>
+        </w:rPr>
+        <w:t>Первое</w:t>
       </w:r>
     </w:p>
     <w:p>
-      <w:r>
-        <w:t>Миф ————&gt; монотеизм</w:t>
+      <w:pPr>
+        <w:rPr>
+          <w:rFonts w:ascii="Times New Roman" w:hAnsi="Times New Roman" w:cs="Times New Roman"/>
+          <w:sz w:val="24"/>
+          <w:szCs w:val="24"/>
+          <w:lang w:val="ru-RU"/>
+        </w:rPr>
+      </w:pPr>
+      <w:r>
+        <w:rPr>
+          <w:rFonts w:ascii="Times New Roman" w:hAnsi="Times New Roman" w:cs="Times New Roman"/>
+          <w:sz w:val="24"/>
+          <w:szCs w:val="24"/>
+          <w:lang w:val="ru-RU"/>
+        </w:rPr>
+        <w:t>Рассматривать модерн как результат линейного развития идеи</w:t>
       </w:r>
     </w:p>
     <w:p>
-      <w:r>
-        <w:t>Модерн занимает позицию между мифом и монотеизмом. Нам кажется, что модерн это прогресс; прогресс действительно будет дальше, но модерн это не что-то, произошедшее из-за развития, это скорее что-то, возникшее по остаточному принципу, когда как бы уже попробовали несколько вариантов, они не сработали, и кроме модерна просто больше ничего не осталось.</w:t>
+      <w:pPr>
+        <w:rPr>
+          <w:rFonts w:ascii="Times New Roman" w:hAnsi="Times New Roman" w:cs="Times New Roman"/>
+          <w:b/>
+          <w:bCs/>
+          <w:sz w:val="24"/>
+          <w:szCs w:val="24"/>
+          <w:lang w:val="ru-RU"/>
+        </w:rPr>
+      </w:pPr>
+      <w:r>
+        <w:rPr>
+          <w:rFonts w:ascii="Times New Roman" w:hAnsi="Times New Roman" w:cs="Times New Roman"/>
+          <w:b/>
+          <w:bCs/>
+          <w:sz w:val="24"/>
+          <w:szCs w:val="24"/>
+          <w:lang w:val="ru-RU"/>
+        </w:rPr>
+        <w:t>миф —&gt; монотеизм —&gt; модерн</w:t>
       </w:r>
     </w:p>
     <w:p>
-      <w:r>
-        <w:t>Вторая точка зрения: понятие модерн употребляется в отрицательном смысле: превалируют слова техногенность, технократичность, акцент на экономическую рациональность, прагматизм; подразумевается потеря ценностей, духовности.</w:t>
+      <w:pPr>
+        <w:rPr>
+          <w:rFonts w:ascii="Times New Roman" w:hAnsi="Times New Roman" w:cs="Times New Roman"/>
+          <w:sz w:val="24"/>
+          <w:szCs w:val="24"/>
+          <w:lang w:val="ru-RU"/>
+        </w:rPr>
+      </w:pPr>
+      <w:r>
+        <w:rPr>
+          <w:rFonts w:ascii="Times New Roman" w:hAnsi="Times New Roman" w:cs="Times New Roman"/>
+          <w:sz w:val="24"/>
+          <w:szCs w:val="24"/>
+          <w:lang w:val="ru-RU"/>
+        </w:rPr>
+        <w:t>значит уже поддаваться искажению. Правильнее было бы поставить модерн так:</w:t>
       </w:r>
     </w:p>
     <w:p>
-      <w:r>
-        <w:t>Рисунок 4: картина мира модерна</w:t>
+      <w:pPr>
+        <w:rPr>
+          <w:rFonts w:ascii="Times New Roman" w:hAnsi="Times New Roman" w:cs="Times New Roman"/>
+          <w:sz w:val="24"/>
+          <w:szCs w:val="24"/>
+          <w:lang w:val="ru-RU"/>
+        </w:rPr>
+      </w:pPr>
+      <w:r>
+        <w:rPr>
+          <w:rFonts w:ascii="Times New Roman" w:hAnsi="Times New Roman" w:cs="Times New Roman"/>
+          <w:sz w:val="24"/>
+          <w:szCs w:val="24"/>
+          <w:lang w:val="ru-RU"/>
+        </w:rPr>
+        <w:t>Рисунок 3: место модерна в картинах мира</w:t>
       </w:r>
     </w:p>
     <w:p>
-      <w:r>
-        <w:t>![[Drawing 4.png]]</w:t>
+      <w:pPr>
+        <w:rPr>
+          <w:rFonts w:ascii="Times New Roman" w:hAnsi="Times New Roman" w:cs="Times New Roman"/>
+          <w:b/>
+          <w:bCs/>
+          <w:sz w:val="24"/>
+          <w:szCs w:val="24"/>
+          <w:lang w:val="ru-RU"/>
+        </w:rPr>
+      </w:pPr>
+      <w:r>
+        <w:rPr>
+          <w:rFonts w:ascii="Times New Roman" w:hAnsi="Times New Roman" w:cs="Times New Roman"/>
+          <w:b/>
+          <w:bCs/>
+          <w:sz w:val="24"/>
+          <w:szCs w:val="24"/>
+          <w:lang w:val="ru-RU"/>
+        </w:rPr>
+        <w:t>Миф ——</w:t>
+      </w:r>
+      <w:r>
+        <w:rPr>
+          <w:rFonts w:ascii="Times New Roman" w:hAnsi="Times New Roman" w:cs="Times New Roman"/>
+          <w:b/>
+          <w:bCs/>
+          <w:sz w:val="24"/>
+          <w:szCs w:val="24"/>
+          <w:lang w:val="ru-RU"/>
+        </w:rPr>
+        <w:t xml:space="preserve"> возникновение модерна  </w:t>
+      </w:r>
+      <w:r>
+        <w:rPr>
+          <w:rFonts w:ascii="Times New Roman" w:hAnsi="Times New Roman" w:cs="Times New Roman"/>
+          <w:b/>
+          <w:bCs/>
+          <w:sz w:val="24"/>
+          <w:szCs w:val="24"/>
+          <w:lang w:val="ru-RU"/>
+        </w:rPr>
+        <w:t>——&gt; монотеизм</w:t>
       </w:r>
     </w:p>
     <w:p>
-      <w:r>
-        <w:t>Почему аффект становится отбросом? Потому что аффект это частное явление, это личное дело каждого; бытие/истина и знание здесь является общественным достоянием. В мифической картине мира аффект был делом социума: люди коллективно достигали каких-то экстазических, гармонических состояний. В монотеизме практика исповеди как аффект также имеет большое место (очищение грехов). В модерне наше психологическое состояние наше личное дело — при каких-то проблемах мы обращаемся не к социуму, а к психологам. Празднования праздников (новый год, государственные праздники итп) являются в модерне неким атавизмом, наследием мифологического сознания. Разница только в том, что такие мероприятия происходят временно и ограниченно: основная часть времени проходит не в состоянии праздника, тогда как в мифологической картине мира это состояние было целью.</w:t>
+      <w:pPr>
+        <w:rPr>
+          <w:rFonts w:ascii="Times New Roman" w:hAnsi="Times New Roman" w:cs="Times New Roman"/>
+          <w:sz w:val="24"/>
+          <w:szCs w:val="24"/>
+          <w:lang w:val="ru-RU"/>
+        </w:rPr>
+      </w:pPr>
+      <w:r>
+        <w:rPr>
+          <w:rFonts w:ascii="Times New Roman" w:hAnsi="Times New Roman" w:cs="Times New Roman"/>
+          <w:sz w:val="24"/>
+          <w:szCs w:val="24"/>
+          <w:lang w:val="ru-RU"/>
+        </w:rPr>
+        <w:t xml:space="preserve">Модерн занимает позицию между мифом и монотеизмом. Нам кажется, что </w:t>
+      </w:r>
+      <w:r>
+        <w:rPr>
+          <w:rFonts w:ascii="Times New Roman" w:hAnsi="Times New Roman" w:cs="Times New Roman"/>
+          <w:sz w:val="24"/>
+          <w:szCs w:val="24"/>
+          <w:lang w:val="ru-RU"/>
+        </w:rPr>
+        <w:t>модерн — это</w:t>
+      </w:r>
+      <w:r>
+        <w:rPr>
+          <w:rFonts w:ascii="Times New Roman" w:hAnsi="Times New Roman" w:cs="Times New Roman"/>
+          <w:sz w:val="24"/>
+          <w:szCs w:val="24"/>
+          <w:lang w:val="ru-RU"/>
+        </w:rPr>
+        <w:t xml:space="preserve"> прогресс; прогресс действительно будет дальше, но модерн это не что-то, произошедшее из-за развития</w:t>
+      </w:r>
+      <w:r>
+        <w:rPr>
+          <w:rFonts w:ascii="Times New Roman" w:hAnsi="Times New Roman" w:cs="Times New Roman"/>
+          <w:sz w:val="24"/>
+          <w:szCs w:val="24"/>
+          <w:lang w:val="ru-RU"/>
+        </w:rPr>
+        <w:t>;</w:t>
+      </w:r>
+      <w:r>
+        <w:rPr>
+          <w:rFonts w:ascii="Times New Roman" w:hAnsi="Times New Roman" w:cs="Times New Roman"/>
+          <w:sz w:val="24"/>
+          <w:szCs w:val="24"/>
+          <w:lang w:val="ru-RU"/>
+        </w:rPr>
+        <w:t xml:space="preserve"> это скорее что-то, возникшее по остаточному принципу, когда уже попробовали несколько вариантов, они не сработали, и кроме модерна просто больше ничего не осталось.</w:t>
       </w:r>
     </w:p>
     <w:p>
-      <w:r>
-        <w:t xml:space="preserve">Почему бытие становится средством? Понимать бытие нужно как операцию, придающую знанию некое качество. Эта операция называется </w:t>
-      </w:r>
-      <w:r>
-        <w:rPr>
-          <w:i/>
-        </w:rPr>
-        <w:t>верификация</w:t>
-      </w:r>
-      <w:r>
-        <w:t xml:space="preserve"> — проверка на истинность, «истинизация»: нужно не абы какое знание; нужно знание, прошедшее верификацию. В следствии этого у человека формируется новый тип мышления — критическое мышление. Нельзя трактовать критическое мышление как результат работы по преодолению «мифов и сказок» предыдущих картин мира; это то, что в нас встроено, то, что мы получили в результате социализации; грубо говоря у нас не было выбора, чтобы его не получить. В нас как бы встроен чип, заставляющий задавать вопросы, получать доказательства — то есть совершать процедуру верификации. Он встроен в нас также, как в эпоху монотеизма в людей было впитано понятие бога! Цель критического мышление — получение «истинного знания», его главный страх — быть наивным, иметь неверное знание, быть зомбированным, попасть под манипуляцию. Люди из других картин мира тоже несомненно обладали критическим мышлением, но у них были другие альтернативы </w:t>
-      </w:r>
-      <w:r>
-        <w:lastRenderedPageBreak/>
-        <w:t>кроме поиска истины через факты: в мифологической картине мира человек просто посчитал бы поведение человека из модерна «душным», не умеющем жить; в монотеизме человек просто делал выбор сделать ставку на веру вместо подвержения всего критике; критика возымела мощь только после того, как все другие возможности оказались непригодными.</w:t>
+      <w:pPr>
+        <w:pStyle w:val="Heading3"/>
+        <w:rPr>
+          <w:lang w:val="ru-RU"/>
+        </w:rPr>
+      </w:pPr>
+      <w:r>
+        <w:rPr>
+          <w:lang w:val="ru-RU"/>
+        </w:rPr>
+        <w:t>Второе</w:t>
       </w:r>
     </w:p>
     <w:p>
-      <w:r>
-        <w:t>Основное различие ученого человека и бабушки у церкви в том, что у них разные способы верификации. Основной вопрос модерна заключается в том, как именно нужно верифицировать. Невозможность дать правильный ответ на вопрос выражается в ряде эффектов. Первый эффект: мне кажется, что большинство других людей не обладают критическим мышлением. Что они — стадо, толпа, жертвы обмана. Из-за этого возникает изоляция, одиночество; этим пропитано множество прозы 19 века: тема лишнего человека. Модерн это первая картина мира, где такие большие проблемы с коммуникацией: для ее поддержания люди выходят вместе покурить!</w:t>
+      <w:pPr>
+        <w:rPr>
+          <w:rFonts w:ascii="Times New Roman" w:hAnsi="Times New Roman" w:cs="Times New Roman"/>
+          <w:sz w:val="24"/>
+          <w:szCs w:val="24"/>
+          <w:lang w:val="ru-RU"/>
+        </w:rPr>
+      </w:pPr>
+      <w:r>
+        <w:rPr>
+          <w:rFonts w:ascii="Times New Roman" w:hAnsi="Times New Roman" w:cs="Times New Roman"/>
+          <w:sz w:val="24"/>
+          <w:szCs w:val="24"/>
+          <w:lang w:val="ru-RU"/>
+        </w:rPr>
+        <w:t xml:space="preserve">понятие модерн употребляется в отрицательном смысле: превалируют слова техногенность, </w:t>
+      </w:r>
+      <w:proofErr w:type="spellStart"/>
+      <w:r>
+        <w:rPr>
+          <w:rFonts w:ascii="Times New Roman" w:hAnsi="Times New Roman" w:cs="Times New Roman"/>
+          <w:sz w:val="24"/>
+          <w:szCs w:val="24"/>
+          <w:lang w:val="ru-RU"/>
+        </w:rPr>
+        <w:t>технократичность</w:t>
+      </w:r>
+      <w:proofErr w:type="spellEnd"/>
+      <w:r>
+        <w:rPr>
+          <w:rFonts w:ascii="Times New Roman" w:hAnsi="Times New Roman" w:cs="Times New Roman"/>
+          <w:sz w:val="24"/>
+          <w:szCs w:val="24"/>
+          <w:lang w:val="ru-RU"/>
+        </w:rPr>
+        <w:t>, акцент на экономическую рациональность, прагматизм; подразумевается потеря ценностей, духовности.</w:t>
       </w:r>
     </w:p>
     <w:p>
-      <w:r>
-        <w:t>Отсутствие единого метода верификации напрямую связано с проблемой отсутствия предельного основания, заданной ещё Сократом.</w:t>
+      <w:pPr>
+        <w:pStyle w:val="Heading2"/>
+        <w:rPr>
+          <w:lang w:val="ru-RU"/>
+        </w:rPr>
+      </w:pPr>
+      <w:r>
+        <w:rPr>
+          <w:lang w:val="ru-RU"/>
+        </w:rPr>
+        <w:t>Сдвиги в модерне</w:t>
       </w:r>
     </w:p>
     <w:p>
-      <w:r>
-        <w:t>Проблема предельного основания решается двумя способами. Первый: введением свободной воли бога. Если задать к ней вопрос почему, то сама её идея будет при этом нарушена: у свободной воли нет и не может быть причины. В модерне этот метод не работает, так как нельзя верифицировать свободную волю бога</w:t>
+      <w:pPr>
+        <w:rPr>
+          <w:rFonts w:ascii="Times New Roman" w:hAnsi="Times New Roman" w:cs="Times New Roman"/>
+          <w:sz w:val="24"/>
+          <w:szCs w:val="24"/>
+          <w:lang w:val="ru-RU"/>
+        </w:rPr>
+      </w:pPr>
+      <w:r>
+        <w:rPr>
+          <w:rFonts w:ascii="Times New Roman" w:hAnsi="Times New Roman" w:cs="Times New Roman"/>
+          <w:sz w:val="24"/>
+          <w:szCs w:val="24"/>
+          <w:lang w:val="ru-RU"/>
+        </w:rPr>
+        <w:t>Рисунок 4: картина мира модерна</w:t>
       </w:r>
     </w:p>
     <w:p>
-      <w:r>
-        <w:t>Кант показал, что создание единой картины мира для нас невозможно</w:t>
+      <w:pPr>
+        <w:rPr>
+          <w:rFonts w:ascii="Times New Roman" w:hAnsi="Times New Roman" w:cs="Times New Roman"/>
+          <w:sz w:val="24"/>
+          <w:szCs w:val="24"/>
+          <w:lang w:val="ru-RU"/>
+        </w:rPr>
+      </w:pPr>
+      <w:proofErr w:type="gramStart"/>
+      <w:r>
+        <w:rPr>
+          <w:rFonts w:ascii="Times New Roman" w:hAnsi="Times New Roman" w:cs="Times New Roman"/>
+          <w:sz w:val="24"/>
+          <w:szCs w:val="24"/>
+          <w:lang w:val="ru-RU"/>
+        </w:rPr>
+        <w:t>![</w:t>
+      </w:r>
+      <w:proofErr w:type="gramEnd"/>
+      <w:r>
+        <w:rPr>
+          <w:rFonts w:ascii="Times New Roman" w:hAnsi="Times New Roman" w:cs="Times New Roman"/>
+          <w:sz w:val="24"/>
+          <w:szCs w:val="24"/>
+          <w:lang w:val="ru-RU"/>
+        </w:rPr>
+        <w:t>[</w:t>
+      </w:r>
+      <w:r>
+        <w:rPr>
+          <w:rFonts w:ascii="Times New Roman" w:hAnsi="Times New Roman" w:cs="Times New Roman"/>
+          <w:sz w:val="24"/>
+          <w:szCs w:val="24"/>
+        </w:rPr>
+        <w:t>Drawing</w:t>
+      </w:r>
+      <w:r>
+        <w:rPr>
+          <w:rFonts w:ascii="Times New Roman" w:hAnsi="Times New Roman" w:cs="Times New Roman"/>
+          <w:sz w:val="24"/>
+          <w:szCs w:val="24"/>
+          <w:lang w:val="ru-RU"/>
+        </w:rPr>
+        <w:t xml:space="preserve"> 4.</w:t>
+      </w:r>
+      <w:proofErr w:type="spellStart"/>
+      <w:r>
+        <w:rPr>
+          <w:rFonts w:ascii="Times New Roman" w:hAnsi="Times New Roman" w:cs="Times New Roman"/>
+          <w:sz w:val="24"/>
+          <w:szCs w:val="24"/>
+        </w:rPr>
+        <w:t>png</w:t>
+      </w:r>
+      <w:proofErr w:type="spellEnd"/>
+      <w:r>
+        <w:rPr>
+          <w:rFonts w:ascii="Times New Roman" w:hAnsi="Times New Roman" w:cs="Times New Roman"/>
+          <w:sz w:val="24"/>
+          <w:szCs w:val="24"/>
+          <w:lang w:val="ru-RU"/>
+        </w:rPr>
+        <w:t>]]</w:t>
       </w:r>
     </w:p>
     <w:p>
-      <w:r>
-        <w:t xml:space="preserve">Прообразом того, что сложилось сейчас, является протестантизм — отказ от иерархии, от посредников между людьми и богом. Сейчас это лучше всего назвать </w:t>
-      </w:r>
-      <w:r>
-        <w:rPr>
+      <w:pPr>
+        <w:rPr>
+          <w:rFonts w:ascii="Times New Roman" w:hAnsi="Times New Roman" w:cs="Times New Roman"/>
+          <w:sz w:val="24"/>
+          <w:szCs w:val="24"/>
+          <w:lang w:val="ru-RU"/>
+        </w:rPr>
+      </w:pPr>
+      <w:r>
+        <w:rPr>
+          <w:rFonts w:ascii="Times New Roman" w:hAnsi="Times New Roman" w:cs="Times New Roman"/>
+          <w:sz w:val="24"/>
+          <w:szCs w:val="24"/>
+          <w:lang w:val="ru-RU"/>
+        </w:rPr>
+        <w:t xml:space="preserve">Почему </w:t>
+      </w:r>
+      <w:r>
+        <w:rPr>
+          <w:rFonts w:ascii="Times New Roman" w:hAnsi="Times New Roman" w:cs="Times New Roman"/>
           <w:i/>
-        </w:rPr>
-        <w:t>речевое поле</w:t>
-      </w:r>
-      <w:r>
-        <w:t>, или поле публичной речи.</w:t>
+          <w:iCs/>
+          <w:sz w:val="24"/>
+          <w:szCs w:val="24"/>
+          <w:lang w:val="ru-RU"/>
+        </w:rPr>
+        <w:t>аффект</w:t>
+      </w:r>
+      <w:r>
+        <w:rPr>
+          <w:rFonts w:ascii="Times New Roman" w:hAnsi="Times New Roman" w:cs="Times New Roman"/>
+          <w:sz w:val="24"/>
+          <w:szCs w:val="24"/>
+          <w:lang w:val="ru-RU"/>
+        </w:rPr>
+        <w:t xml:space="preserve"> становится отбросом? Потому что </w:t>
+      </w:r>
+      <w:r>
+        <w:rPr>
+          <w:rFonts w:ascii="Times New Roman" w:hAnsi="Times New Roman" w:cs="Times New Roman"/>
+          <w:i/>
+          <w:iCs/>
+          <w:sz w:val="24"/>
+          <w:szCs w:val="24"/>
+          <w:lang w:val="ru-RU"/>
+        </w:rPr>
+        <w:t>аффект</w:t>
+      </w:r>
+      <w:r>
+        <w:rPr>
+          <w:rFonts w:ascii="Times New Roman" w:hAnsi="Times New Roman" w:cs="Times New Roman"/>
+          <w:sz w:val="24"/>
+          <w:szCs w:val="24"/>
+          <w:lang w:val="ru-RU"/>
+        </w:rPr>
+        <w:t xml:space="preserve"> это частное явление, это личное дело каждого; </w:t>
+      </w:r>
+      <w:r>
+        <w:rPr>
+          <w:rFonts w:ascii="Times New Roman" w:hAnsi="Times New Roman" w:cs="Times New Roman"/>
+          <w:i/>
+          <w:iCs/>
+          <w:sz w:val="24"/>
+          <w:szCs w:val="24"/>
+          <w:lang w:val="ru-RU"/>
+        </w:rPr>
+        <w:t xml:space="preserve">бытие/истина </w:t>
+      </w:r>
+      <w:r>
+        <w:rPr>
+          <w:rFonts w:ascii="Times New Roman" w:hAnsi="Times New Roman" w:cs="Times New Roman"/>
+          <w:sz w:val="24"/>
+          <w:szCs w:val="24"/>
+          <w:lang w:val="ru-RU"/>
+        </w:rPr>
+        <w:t xml:space="preserve">и </w:t>
+      </w:r>
+      <w:r>
+        <w:rPr>
+          <w:rFonts w:ascii="Times New Roman" w:hAnsi="Times New Roman" w:cs="Times New Roman"/>
+          <w:i/>
+          <w:iCs/>
+          <w:sz w:val="24"/>
+          <w:szCs w:val="24"/>
+          <w:lang w:val="ru-RU"/>
+        </w:rPr>
+        <w:t>знание</w:t>
+      </w:r>
+      <w:r>
+        <w:rPr>
+          <w:rFonts w:ascii="Times New Roman" w:hAnsi="Times New Roman" w:cs="Times New Roman"/>
+          <w:sz w:val="24"/>
+          <w:szCs w:val="24"/>
+          <w:lang w:val="ru-RU"/>
+        </w:rPr>
+        <w:t xml:space="preserve"> здесь является общественным достоянием. В мифической картине мира </w:t>
+      </w:r>
+      <w:r>
+        <w:rPr>
+          <w:rFonts w:ascii="Times New Roman" w:hAnsi="Times New Roman" w:cs="Times New Roman"/>
+          <w:i/>
+          <w:iCs/>
+          <w:sz w:val="24"/>
+          <w:szCs w:val="24"/>
+          <w:lang w:val="ru-RU"/>
+        </w:rPr>
+        <w:t>аффект</w:t>
+      </w:r>
+      <w:r>
+        <w:rPr>
+          <w:rFonts w:ascii="Times New Roman" w:hAnsi="Times New Roman" w:cs="Times New Roman"/>
+          <w:sz w:val="24"/>
+          <w:szCs w:val="24"/>
+          <w:lang w:val="ru-RU"/>
+        </w:rPr>
+        <w:t xml:space="preserve"> был делом социума: люди коллективно достигали каких-то </w:t>
+      </w:r>
+      <w:r>
+        <w:rPr>
+          <w:rFonts w:ascii="Times New Roman" w:hAnsi="Times New Roman" w:cs="Times New Roman"/>
+          <w:sz w:val="24"/>
+          <w:szCs w:val="24"/>
+          <w:lang w:val="ru-RU"/>
+        </w:rPr>
+        <w:t>экстатических</w:t>
+      </w:r>
+      <w:r>
+        <w:rPr>
+          <w:rFonts w:ascii="Times New Roman" w:hAnsi="Times New Roman" w:cs="Times New Roman"/>
+          <w:sz w:val="24"/>
+          <w:szCs w:val="24"/>
+          <w:lang w:val="ru-RU"/>
+        </w:rPr>
+        <w:t xml:space="preserve">, гармонических состояний. В монотеизме практика исповеди как аффект также имеет большое место (очищение грехов). В модерне наше психологическое состояние </w:t>
+      </w:r>
+      <w:r>
+        <w:rPr>
+          <w:rFonts w:ascii="Times New Roman" w:hAnsi="Times New Roman" w:cs="Times New Roman"/>
+          <w:sz w:val="24"/>
+          <w:szCs w:val="24"/>
+          <w:lang w:val="ru-RU"/>
+        </w:rPr>
+        <w:t xml:space="preserve">это </w:t>
+      </w:r>
+      <w:r>
+        <w:rPr>
+          <w:rFonts w:ascii="Times New Roman" w:hAnsi="Times New Roman" w:cs="Times New Roman"/>
+          <w:sz w:val="24"/>
+          <w:szCs w:val="24"/>
+          <w:lang w:val="ru-RU"/>
+        </w:rPr>
+        <w:t>наше личное дело — при каких-то проблемах мы обращаемся не к социуму, а к психологам. Празднования праздников (новый год, государственные праздники и</w:t>
+      </w:r>
+      <w:r>
+        <w:rPr>
+          <w:rFonts w:ascii="Times New Roman" w:hAnsi="Times New Roman" w:cs="Times New Roman"/>
+          <w:sz w:val="24"/>
+          <w:szCs w:val="24"/>
+          <w:lang w:val="ru-RU"/>
+        </w:rPr>
+        <w:t xml:space="preserve"> </w:t>
+      </w:r>
+      <w:r>
+        <w:rPr>
+          <w:rFonts w:ascii="Times New Roman" w:hAnsi="Times New Roman" w:cs="Times New Roman"/>
+          <w:sz w:val="24"/>
+          <w:szCs w:val="24"/>
+          <w:lang w:val="ru-RU"/>
+        </w:rPr>
+        <w:t>т</w:t>
+      </w:r>
+      <w:r>
+        <w:rPr>
+          <w:rFonts w:ascii="Times New Roman" w:hAnsi="Times New Roman" w:cs="Times New Roman"/>
+          <w:sz w:val="24"/>
+          <w:szCs w:val="24"/>
+          <w:lang w:val="ru-RU"/>
+        </w:rPr>
+        <w:t>.</w:t>
+      </w:r>
+      <w:r>
+        <w:rPr>
+          <w:rFonts w:ascii="Times New Roman" w:hAnsi="Times New Roman" w:cs="Times New Roman"/>
+          <w:sz w:val="24"/>
+          <w:szCs w:val="24"/>
+          <w:lang w:val="ru-RU"/>
+        </w:rPr>
+        <w:t>п</w:t>
+      </w:r>
+      <w:r>
+        <w:rPr>
+          <w:rFonts w:ascii="Times New Roman" w:hAnsi="Times New Roman" w:cs="Times New Roman"/>
+          <w:sz w:val="24"/>
+          <w:szCs w:val="24"/>
+          <w:lang w:val="ru-RU"/>
+        </w:rPr>
+        <w:t>.</w:t>
+      </w:r>
+      <w:r>
+        <w:rPr>
+          <w:rFonts w:ascii="Times New Roman" w:hAnsi="Times New Roman" w:cs="Times New Roman"/>
+          <w:sz w:val="24"/>
+          <w:szCs w:val="24"/>
+          <w:lang w:val="ru-RU"/>
+        </w:rPr>
+        <w:t xml:space="preserve">) являются в модерне неким атавизмом, наследием мифологического сознания. Разница только в том, что такие мероприятия происходят временно и ограниченно: основная часть времени проходит не в состоянии праздника, тогда как в мифологической картине мира это состояние было </w:t>
+      </w:r>
+      <w:r>
+        <w:rPr>
+          <w:rFonts w:ascii="Times New Roman" w:hAnsi="Times New Roman" w:cs="Times New Roman"/>
+          <w:i/>
+          <w:iCs/>
+          <w:sz w:val="24"/>
+          <w:szCs w:val="24"/>
+          <w:lang w:val="ru-RU"/>
+        </w:rPr>
+        <w:t>целью</w:t>
+      </w:r>
+      <w:r>
+        <w:rPr>
+          <w:rFonts w:ascii="Times New Roman" w:hAnsi="Times New Roman" w:cs="Times New Roman"/>
+          <w:sz w:val="24"/>
+          <w:szCs w:val="24"/>
+          <w:lang w:val="ru-RU"/>
+        </w:rPr>
+        <w:t>.</w:t>
       </w:r>
     </w:p>
     <w:p>
-      <w:r>
-        <w:t>В других картинах мира были разные позиции и были определенные правила, по которым они могли взаимодействовать (так я себя буду вести с одним, так с другим и тп). В модерне никаких строгих правил нет, потому что у всех разные процедуры верификации. Разные позиции создаются разрозненно друг от друга; в результате эти позиции могут быть представлены как некая публичная сцена (возникновение книгопечатания на это повлияло), на которой каждый может выступить. Позиции больше не взаимодействуют друг с другом напрямую, но только высказываясь через сцену. В итоге разные позиции на сцене не образуют единого целого. Доступ до сцены есть у каждого. Нельзя предсказать следующую позицию на сцене.</w:t>
+      <w:pPr>
+        <w:rPr>
+          <w:rFonts w:ascii="Times New Roman" w:hAnsi="Times New Roman" w:cs="Times New Roman"/>
+          <w:sz w:val="24"/>
+          <w:szCs w:val="24"/>
+          <w:lang w:val="ru-RU"/>
+        </w:rPr>
+      </w:pPr>
+      <w:r>
+        <w:rPr>
+          <w:rFonts w:ascii="Times New Roman" w:hAnsi="Times New Roman" w:cs="Times New Roman"/>
+          <w:sz w:val="24"/>
+          <w:szCs w:val="24"/>
+          <w:lang w:val="ru-RU"/>
+        </w:rPr>
+        <w:lastRenderedPageBreak/>
+        <w:t xml:space="preserve">Почему </w:t>
+      </w:r>
+      <w:r>
+        <w:rPr>
+          <w:rFonts w:ascii="Times New Roman" w:hAnsi="Times New Roman" w:cs="Times New Roman"/>
+          <w:i/>
+          <w:iCs/>
+          <w:sz w:val="24"/>
+          <w:szCs w:val="24"/>
+          <w:lang w:val="ru-RU"/>
+        </w:rPr>
+        <w:t>бытие</w:t>
+      </w:r>
+      <w:r>
+        <w:rPr>
+          <w:rFonts w:ascii="Times New Roman" w:hAnsi="Times New Roman" w:cs="Times New Roman"/>
+          <w:sz w:val="24"/>
+          <w:szCs w:val="24"/>
+          <w:lang w:val="ru-RU"/>
+        </w:rPr>
+        <w:t xml:space="preserve"> становится </w:t>
+      </w:r>
+      <w:r>
+        <w:rPr>
+          <w:rFonts w:ascii="Times New Roman" w:hAnsi="Times New Roman" w:cs="Times New Roman"/>
+          <w:i/>
+          <w:iCs/>
+          <w:sz w:val="24"/>
+          <w:szCs w:val="24"/>
+          <w:lang w:val="ru-RU"/>
+        </w:rPr>
+        <w:t>средством</w:t>
+      </w:r>
+      <w:r>
+        <w:rPr>
+          <w:rFonts w:ascii="Times New Roman" w:hAnsi="Times New Roman" w:cs="Times New Roman"/>
+          <w:sz w:val="24"/>
+          <w:szCs w:val="24"/>
+          <w:lang w:val="ru-RU"/>
+        </w:rPr>
+        <w:t xml:space="preserve">? Понимать </w:t>
+      </w:r>
+      <w:r>
+        <w:rPr>
+          <w:rFonts w:ascii="Times New Roman" w:hAnsi="Times New Roman" w:cs="Times New Roman"/>
+          <w:i/>
+          <w:iCs/>
+          <w:sz w:val="24"/>
+          <w:szCs w:val="24"/>
+          <w:lang w:val="ru-RU"/>
+        </w:rPr>
+        <w:t>бытие</w:t>
+      </w:r>
+      <w:r>
+        <w:rPr>
+          <w:rFonts w:ascii="Times New Roman" w:hAnsi="Times New Roman" w:cs="Times New Roman"/>
+          <w:sz w:val="24"/>
+          <w:szCs w:val="24"/>
+          <w:lang w:val="ru-RU"/>
+        </w:rPr>
+        <w:t xml:space="preserve"> нужно как операцию, придающую знанию некое качество. Эта операция называется </w:t>
+      </w:r>
+      <w:r>
+        <w:rPr>
+          <w:rFonts w:ascii="Times New Roman" w:hAnsi="Times New Roman" w:cs="Times New Roman"/>
+          <w:b/>
+          <w:bCs/>
+          <w:iCs/>
+          <w:sz w:val="24"/>
+          <w:szCs w:val="24"/>
+          <w:lang w:val="ru-RU"/>
+        </w:rPr>
+        <w:t>верификация</w:t>
+      </w:r>
+      <w:r>
+        <w:rPr>
+          <w:rFonts w:ascii="Times New Roman" w:hAnsi="Times New Roman" w:cs="Times New Roman"/>
+          <w:sz w:val="24"/>
+          <w:szCs w:val="24"/>
+          <w:lang w:val="ru-RU"/>
+        </w:rPr>
+        <w:t xml:space="preserve"> — проверка на истинность, «</w:t>
+      </w:r>
+      <w:proofErr w:type="spellStart"/>
+      <w:r>
+        <w:rPr>
+          <w:rFonts w:ascii="Times New Roman" w:hAnsi="Times New Roman" w:cs="Times New Roman"/>
+          <w:sz w:val="24"/>
+          <w:szCs w:val="24"/>
+          <w:lang w:val="ru-RU"/>
+        </w:rPr>
+        <w:t>истинизация</w:t>
+      </w:r>
+      <w:proofErr w:type="spellEnd"/>
+      <w:r>
+        <w:rPr>
+          <w:rFonts w:ascii="Times New Roman" w:hAnsi="Times New Roman" w:cs="Times New Roman"/>
+          <w:sz w:val="24"/>
+          <w:szCs w:val="24"/>
+          <w:lang w:val="ru-RU"/>
+        </w:rPr>
+        <w:t xml:space="preserve">»: нужно не абы какое знание; нужно знание, прошедшее </w:t>
+      </w:r>
+      <w:r>
+        <w:rPr>
+          <w:rFonts w:ascii="Times New Roman" w:hAnsi="Times New Roman" w:cs="Times New Roman"/>
+          <w:i/>
+          <w:iCs/>
+          <w:sz w:val="24"/>
+          <w:szCs w:val="24"/>
+          <w:lang w:val="ru-RU"/>
+        </w:rPr>
+        <w:t>верификацию</w:t>
+      </w:r>
+      <w:r>
+        <w:rPr>
+          <w:rFonts w:ascii="Times New Roman" w:hAnsi="Times New Roman" w:cs="Times New Roman"/>
+          <w:sz w:val="24"/>
+          <w:szCs w:val="24"/>
+          <w:lang w:val="ru-RU"/>
+        </w:rPr>
+        <w:t xml:space="preserve">. В следствии этого у человека формируется новый тип мышления — </w:t>
+      </w:r>
+      <w:r>
+        <w:rPr>
+          <w:rFonts w:ascii="Times New Roman" w:hAnsi="Times New Roman" w:cs="Times New Roman"/>
+          <w:b/>
+          <w:bCs/>
+          <w:sz w:val="24"/>
+          <w:szCs w:val="24"/>
+          <w:lang w:val="ru-RU"/>
+        </w:rPr>
+        <w:t>критическое мышление</w:t>
+      </w:r>
+      <w:r>
+        <w:rPr>
+          <w:rFonts w:ascii="Times New Roman" w:hAnsi="Times New Roman" w:cs="Times New Roman"/>
+          <w:sz w:val="24"/>
+          <w:szCs w:val="24"/>
+          <w:lang w:val="ru-RU"/>
+        </w:rPr>
+        <w:t xml:space="preserve">. Нельзя трактовать критическое мышление как результат работы по преодолению «мифов и сказок» предыдущих картин мира; это то, что в нас встроено, то, что мы получили в результате социализации; грубо говоря у нас не было выбора, чтобы его не получить. В нас как бы встроен чип, заставляющий задавать вопросы, получать доказательства — то есть совершать процедуру </w:t>
+      </w:r>
+      <w:r>
+        <w:rPr>
+          <w:rFonts w:ascii="Times New Roman" w:hAnsi="Times New Roman" w:cs="Times New Roman"/>
+          <w:i/>
+          <w:iCs/>
+          <w:sz w:val="24"/>
+          <w:szCs w:val="24"/>
+          <w:lang w:val="ru-RU"/>
+        </w:rPr>
+        <w:t>верификации</w:t>
+      </w:r>
+      <w:r>
+        <w:rPr>
+          <w:rFonts w:ascii="Times New Roman" w:hAnsi="Times New Roman" w:cs="Times New Roman"/>
+          <w:sz w:val="24"/>
+          <w:szCs w:val="24"/>
+          <w:lang w:val="ru-RU"/>
+        </w:rPr>
+        <w:t xml:space="preserve">. Он встроен в нас также, как в эпоху монотеизма в людей было впитано понятие бога! Цель </w:t>
+      </w:r>
+      <w:r>
+        <w:rPr>
+          <w:rFonts w:ascii="Times New Roman" w:hAnsi="Times New Roman" w:cs="Times New Roman"/>
+          <w:i/>
+          <w:iCs/>
+          <w:sz w:val="24"/>
+          <w:szCs w:val="24"/>
+          <w:lang w:val="ru-RU"/>
+        </w:rPr>
+        <w:t>критического мышлени</w:t>
+      </w:r>
+      <w:r>
+        <w:rPr>
+          <w:rFonts w:ascii="Times New Roman" w:hAnsi="Times New Roman" w:cs="Times New Roman"/>
+          <w:i/>
+          <w:iCs/>
+          <w:sz w:val="24"/>
+          <w:szCs w:val="24"/>
+          <w:lang w:val="ru-RU"/>
+        </w:rPr>
+        <w:t>я</w:t>
+      </w:r>
+      <w:r>
+        <w:rPr>
+          <w:rFonts w:ascii="Times New Roman" w:hAnsi="Times New Roman" w:cs="Times New Roman"/>
+          <w:sz w:val="24"/>
+          <w:szCs w:val="24"/>
+          <w:lang w:val="ru-RU"/>
+        </w:rPr>
+        <w:t xml:space="preserve"> — получение «истинного знания», его главный страх — быть наивным, иметь неверное знание, быть зомбированным, попасть под манипуляцию. Люди из других картин мира тоже несомненно обладали </w:t>
+      </w:r>
+      <w:r>
+        <w:rPr>
+          <w:rFonts w:ascii="Times New Roman" w:hAnsi="Times New Roman" w:cs="Times New Roman"/>
+          <w:i/>
+          <w:iCs/>
+          <w:sz w:val="24"/>
+          <w:szCs w:val="24"/>
+          <w:lang w:val="ru-RU"/>
+        </w:rPr>
+        <w:t>критическим мышлением</w:t>
+      </w:r>
+      <w:r>
+        <w:rPr>
+          <w:rFonts w:ascii="Times New Roman" w:hAnsi="Times New Roman" w:cs="Times New Roman"/>
+          <w:sz w:val="24"/>
+          <w:szCs w:val="24"/>
+          <w:lang w:val="ru-RU"/>
+        </w:rPr>
+        <w:t xml:space="preserve">, но у них были другие альтернативы кроме поиска </w:t>
+      </w:r>
+      <w:r>
+        <w:rPr>
+          <w:rFonts w:ascii="Times New Roman" w:hAnsi="Times New Roman" w:cs="Times New Roman"/>
+          <w:i/>
+          <w:iCs/>
+          <w:sz w:val="24"/>
+          <w:szCs w:val="24"/>
+          <w:lang w:val="ru-RU"/>
+        </w:rPr>
+        <w:t>истины</w:t>
+      </w:r>
+      <w:r>
+        <w:rPr>
+          <w:rFonts w:ascii="Times New Roman" w:hAnsi="Times New Roman" w:cs="Times New Roman"/>
+          <w:sz w:val="24"/>
+          <w:szCs w:val="24"/>
+          <w:lang w:val="ru-RU"/>
+        </w:rPr>
+        <w:t xml:space="preserve"> через факты: в мифологической картине мира человек просто посчитал бы поведение человека из модерна «душным», не умеющем жить; в монотеизме человек просто делал выбор сделать ставку на веру вместо подвер</w:t>
+      </w:r>
+      <w:r>
+        <w:rPr>
+          <w:rFonts w:ascii="Times New Roman" w:hAnsi="Times New Roman" w:cs="Times New Roman"/>
+          <w:sz w:val="24"/>
+          <w:szCs w:val="24"/>
+          <w:lang w:val="ru-RU"/>
+        </w:rPr>
+        <w:t>ж</w:t>
+      </w:r>
+      <w:r>
+        <w:rPr>
+          <w:rFonts w:ascii="Times New Roman" w:hAnsi="Times New Roman" w:cs="Times New Roman"/>
+          <w:sz w:val="24"/>
+          <w:szCs w:val="24"/>
+          <w:lang w:val="ru-RU"/>
+        </w:rPr>
+        <w:t>ения всего критике; критика возымела мощь только после того, как все другие возможности оказались непригодными.</w:t>
       </w:r>
     </w:p>
     <w:p>
-      <w:r>
-        <w:t>Любой спор в модерне (хорошим примером послужит холивар в комментариях к новости) выглядит так: есть две позиции, в которых необходимо отсутствует предельное основание; когда они сталкиваются, то каждый указывает другому на эту брешь в знании, на отсутствии предельного основания; через много итераций такой спор скатывается в утверждения типа «тобой манипулируют», то есть, в общем-то, срачем. И это похоже не на прогресс, не на рождение истины в споре, а на ловушку. Любой спор всегда в конце концов указывает на отсутствие предельного основания, которое есть в каждой позиции.</w:t>
+      <w:pPr>
+        <w:pStyle w:val="Heading2"/>
+        <w:rPr>
+          <w:lang w:val="ru-RU"/>
+        </w:rPr>
+      </w:pPr>
+      <w:r>
+        <w:rPr>
+          <w:lang w:val="ru-RU"/>
+        </w:rPr>
+        <w:t>Проблемы модерна</w:t>
       </w:r>
     </w:p>
     <w:p>
-      <w:r>
-        <w:t xml:space="preserve">Как же защитить позицию в таких условиях? Ответом будет служить образ коллажа или лоскутного одеяла: я выбираю какую-то позицию, разумеется изначально уязвимую, и затем прикрываю её недостатки заимствованиями из других позиций. Пример: ученый, занимающийся наукой, заявляет, что в результате своей деятельности пришел к доказательству существования бога. Это произошла компиляция. То, что картина каждым может скомпилироваться самостоятельно, называется в модерне свободой: слова, совести, творчества и тп. Называть это можно как угодно, </w:t>
-      </w:r>
-      <w:r>
-        <w:lastRenderedPageBreak/>
-        <w:t>но по факту это следствие коллажа. А сам коллаж является следствием секуляризации, протестантизма.</w:t>
+      <w:pPr>
+        <w:rPr>
+          <w:rFonts w:ascii="Times New Roman" w:hAnsi="Times New Roman" w:cs="Times New Roman"/>
+          <w:sz w:val="24"/>
+          <w:szCs w:val="24"/>
+          <w:lang w:val="ru-RU"/>
+        </w:rPr>
+      </w:pPr>
+      <w:r>
+        <w:rPr>
+          <w:rFonts w:ascii="Times New Roman" w:hAnsi="Times New Roman" w:cs="Times New Roman"/>
+          <w:sz w:val="24"/>
+          <w:szCs w:val="24"/>
+          <w:lang w:val="ru-RU"/>
+        </w:rPr>
+        <w:t xml:space="preserve">Основное различие ученого человека и бабушки у церкви в том, что у них разные способы </w:t>
+      </w:r>
+      <w:r>
+        <w:rPr>
+          <w:rFonts w:ascii="Times New Roman" w:hAnsi="Times New Roman" w:cs="Times New Roman"/>
+          <w:i/>
+          <w:iCs/>
+          <w:sz w:val="24"/>
+          <w:szCs w:val="24"/>
+          <w:lang w:val="ru-RU"/>
+        </w:rPr>
+        <w:t>верификации</w:t>
+      </w:r>
+      <w:r>
+        <w:rPr>
+          <w:rFonts w:ascii="Times New Roman" w:hAnsi="Times New Roman" w:cs="Times New Roman"/>
+          <w:sz w:val="24"/>
+          <w:szCs w:val="24"/>
+          <w:lang w:val="ru-RU"/>
+        </w:rPr>
+        <w:t xml:space="preserve">. </w:t>
+      </w:r>
+      <w:r>
+        <w:rPr>
+          <w:rFonts w:ascii="Times New Roman" w:hAnsi="Times New Roman" w:cs="Times New Roman"/>
+          <w:sz w:val="24"/>
+          <w:szCs w:val="24"/>
+          <w:u w:val="single"/>
+          <w:lang w:val="ru-RU"/>
+        </w:rPr>
+        <w:t>Основной вопрос модерна заключается в том, как именно нужно верифицировать</w:t>
+      </w:r>
+      <w:r>
+        <w:rPr>
+          <w:rFonts w:ascii="Times New Roman" w:hAnsi="Times New Roman" w:cs="Times New Roman"/>
+          <w:sz w:val="24"/>
+          <w:szCs w:val="24"/>
+          <w:lang w:val="ru-RU"/>
+        </w:rPr>
+        <w:t xml:space="preserve">. Невозможность дать правильный ответ на вопрос выражается в ряде эффектов. Первый эффект: </w:t>
+      </w:r>
+      <w:r>
+        <w:rPr>
+          <w:rFonts w:ascii="Times New Roman" w:hAnsi="Times New Roman" w:cs="Times New Roman"/>
+          <w:sz w:val="24"/>
+          <w:szCs w:val="24"/>
+          <w:lang w:val="ru-RU"/>
+        </w:rPr>
+        <w:t>нам</w:t>
+      </w:r>
+      <w:r>
+        <w:rPr>
+          <w:rFonts w:ascii="Times New Roman" w:hAnsi="Times New Roman" w:cs="Times New Roman"/>
+          <w:sz w:val="24"/>
+          <w:szCs w:val="24"/>
+          <w:lang w:val="ru-RU"/>
+        </w:rPr>
+        <w:t xml:space="preserve"> кажется, что большинство других людей не обладают </w:t>
+      </w:r>
+      <w:r>
+        <w:rPr>
+          <w:rFonts w:ascii="Times New Roman" w:hAnsi="Times New Roman" w:cs="Times New Roman"/>
+          <w:i/>
+          <w:iCs/>
+          <w:sz w:val="24"/>
+          <w:szCs w:val="24"/>
+          <w:lang w:val="ru-RU"/>
+        </w:rPr>
+        <w:t>критическим мышлением</w:t>
+      </w:r>
+      <w:r>
+        <w:rPr>
+          <w:rFonts w:ascii="Times New Roman" w:hAnsi="Times New Roman" w:cs="Times New Roman"/>
+          <w:sz w:val="24"/>
+          <w:szCs w:val="24"/>
+          <w:lang w:val="ru-RU"/>
+        </w:rPr>
+        <w:t>. Что они — стадо, толпа, жертвы обмана. Из-за этого возникает изоляция, одиночество; этим пропитано множество прозы 19 века</w:t>
+      </w:r>
+      <w:r>
+        <w:rPr>
+          <w:rFonts w:ascii="Times New Roman" w:hAnsi="Times New Roman" w:cs="Times New Roman"/>
+          <w:sz w:val="24"/>
+          <w:szCs w:val="24"/>
+          <w:lang w:val="ru-RU"/>
+        </w:rPr>
+        <w:t>; отсюда распространение</w:t>
+      </w:r>
+      <w:r>
+        <w:rPr>
+          <w:rFonts w:ascii="Times New Roman" w:hAnsi="Times New Roman" w:cs="Times New Roman"/>
+          <w:sz w:val="24"/>
+          <w:szCs w:val="24"/>
+          <w:lang w:val="ru-RU"/>
+        </w:rPr>
+        <w:t xml:space="preserve"> тем</w:t>
+      </w:r>
+      <w:r>
+        <w:rPr>
+          <w:rFonts w:ascii="Times New Roman" w:hAnsi="Times New Roman" w:cs="Times New Roman"/>
+          <w:sz w:val="24"/>
+          <w:szCs w:val="24"/>
+          <w:lang w:val="ru-RU"/>
+        </w:rPr>
+        <w:t xml:space="preserve">ы </w:t>
+      </w:r>
+      <w:r>
+        <w:rPr>
+          <w:rFonts w:ascii="Times New Roman" w:hAnsi="Times New Roman" w:cs="Times New Roman"/>
+          <w:sz w:val="24"/>
+          <w:szCs w:val="24"/>
+          <w:lang w:val="ru-RU"/>
+        </w:rPr>
+        <w:t>лишнего человека.</w:t>
       </w:r>
     </w:p>
     <w:p>
-      <w:r>
-        <w:t>В итоге, критическое мышление приводит не к ожидаемому научному мышлению, а к конспирологическому. Плоскоземельщики, антипрививочники, все конспирологи утверждают, что «Вас обманывают».</w:t>
+      <w:pPr>
+        <w:pStyle w:val="Quote"/>
+        <w:rPr>
+          <w:lang w:val="ru-RU"/>
+        </w:rPr>
+      </w:pPr>
+      <w:r>
+        <w:rPr>
+          <w:lang w:val="ru-RU"/>
+        </w:rPr>
+        <w:t xml:space="preserve">Модерн </w:t>
+      </w:r>
+      <w:r>
+        <w:rPr>
+          <w:lang w:val="ru-RU"/>
+        </w:rPr>
+        <w:t xml:space="preserve">— </w:t>
+      </w:r>
+      <w:r>
+        <w:rPr>
+          <w:lang w:val="ru-RU"/>
+        </w:rPr>
+        <w:t>это первая картина мира, где такие большие проблемы с коммуникацией: для ее поддержания люди выходят вместе покурить!</w:t>
       </w:r>
     </w:p>
     <w:p>
-      <w:r>
-        <w:t>Но что же делать при таком описании модерна с наукой? Интуитивно она не вписывается в то, о чем выше шла речь. Ответ: наука играет в модерне также роль лоскута, который можно вставить в коллаж. Люди как правило мало знают о каких-либо науках; но они наверняка знают, то наука — это то, что противоположно вере, что это область, где нет места богу; использовав этот лоскут, можно аргументировать против монотеистической картины мира.</w:t>
+      <w:pPr>
+        <w:rPr>
+          <w:rFonts w:ascii="Times New Roman" w:hAnsi="Times New Roman" w:cs="Times New Roman"/>
+          <w:sz w:val="24"/>
+          <w:szCs w:val="24"/>
+          <w:lang w:val="ru-RU"/>
+        </w:rPr>
+      </w:pPr>
+      <w:r>
+        <w:rPr>
+          <w:rFonts w:ascii="Times New Roman" w:hAnsi="Times New Roman" w:cs="Times New Roman"/>
+          <w:sz w:val="24"/>
+          <w:szCs w:val="24"/>
+          <w:lang w:val="ru-RU"/>
+        </w:rPr>
+        <w:t xml:space="preserve">Отсутствие единого метода </w:t>
+      </w:r>
+      <w:r>
+        <w:rPr>
+          <w:rFonts w:ascii="Times New Roman" w:hAnsi="Times New Roman" w:cs="Times New Roman"/>
+          <w:i/>
+          <w:iCs/>
+          <w:sz w:val="24"/>
+          <w:szCs w:val="24"/>
+          <w:lang w:val="ru-RU"/>
+        </w:rPr>
+        <w:t>верификации</w:t>
+      </w:r>
+      <w:r>
+        <w:rPr>
+          <w:rFonts w:ascii="Times New Roman" w:hAnsi="Times New Roman" w:cs="Times New Roman"/>
+          <w:sz w:val="24"/>
+          <w:szCs w:val="24"/>
+          <w:lang w:val="ru-RU"/>
+        </w:rPr>
+        <w:t xml:space="preserve"> напрямую связано с проблемой отсутствия </w:t>
+      </w:r>
+      <w:r>
+        <w:rPr>
+          <w:rFonts w:ascii="Times New Roman" w:hAnsi="Times New Roman" w:cs="Times New Roman"/>
+          <w:i/>
+          <w:iCs/>
+          <w:sz w:val="24"/>
+          <w:szCs w:val="24"/>
+          <w:lang w:val="ru-RU"/>
+        </w:rPr>
+        <w:t>предельного основания</w:t>
+      </w:r>
+      <w:r>
+        <w:rPr>
+          <w:rFonts w:ascii="Times New Roman" w:hAnsi="Times New Roman" w:cs="Times New Roman"/>
+          <w:sz w:val="24"/>
+          <w:szCs w:val="24"/>
+          <w:lang w:val="ru-RU"/>
+        </w:rPr>
+        <w:t>, заданной ещё Сократом.</w:t>
       </w:r>
     </w:p>
     <w:p>
-      <w:r>
-        <w:t>Как же в речевом поле происходит выявление лидирующих позиций? С помощью поглощений других позиций: так формируются идеологии, изолированные, со своими правилами игры.</w:t>
+      <w:pPr>
+        <w:rPr>
+          <w:rFonts w:ascii="Times New Roman" w:hAnsi="Times New Roman" w:cs="Times New Roman"/>
+          <w:sz w:val="24"/>
+          <w:szCs w:val="24"/>
+          <w:lang w:val="ru-RU"/>
+        </w:rPr>
+      </w:pPr>
+      <w:r>
+        <w:rPr>
+          <w:rFonts w:ascii="Times New Roman" w:hAnsi="Times New Roman" w:cs="Times New Roman"/>
+          <w:sz w:val="24"/>
+          <w:szCs w:val="24"/>
+          <w:lang w:val="ru-RU"/>
+        </w:rPr>
+        <w:t>Проблема предельного основания решается двумя способами.</w:t>
       </w:r>
     </w:p>
     <w:p>
-      <w:r>
-        <w:t>Вариантом развития речевого поля является создание «центра сборки», который включает в себя множество других позиций и представляет собой процесс; эти позиции становятся ходами мысли этой сборки: находится не хронологическая, но логическая последовательность этих ходов друг за другом. Это — современная философия, которая является теорией познания, созданная Рене Декартом. Это первая из двух точек сборки. Она является альтернативой конспирологии.</w:t>
+      <w:pPr>
+        <w:rPr>
+          <w:rFonts w:ascii="Times New Roman" w:hAnsi="Times New Roman" w:cs="Times New Roman"/>
+          <w:sz w:val="24"/>
+          <w:szCs w:val="24"/>
+          <w:lang w:val="ru-RU"/>
+        </w:rPr>
+      </w:pPr>
+      <w:r>
+        <w:rPr>
+          <w:rFonts w:ascii="Times New Roman" w:hAnsi="Times New Roman" w:cs="Times New Roman"/>
+          <w:sz w:val="24"/>
+          <w:szCs w:val="24"/>
+          <w:lang w:val="ru-RU"/>
+        </w:rPr>
+        <w:t>Первый: введением свободной воли бога. Если задать к ней вопрос почему, то сама её идея будет при этом нарушена: у свободной воли нет и не может быть причины. В модерне этот метод не работает, так как нельзя верифицировать свободную волю бога</w:t>
       </w:r>
     </w:p>
     <w:p>
-      <w:r>
-        <w:t>Второй центр сборки — это экспериментальна наука, создателем которой является Галилео Галилей. Когда мы говорим про экспериментальную науку, то эксперименты, проводимые в ней, не учитывают изучающий субъект; теория познания же рассматривает субъект-объектные взаимодействия.</w:t>
+      <w:pPr>
+        <w:rPr>
+          <w:rFonts w:ascii="Times New Roman" w:hAnsi="Times New Roman" w:cs="Times New Roman"/>
+          <w:sz w:val="24"/>
+          <w:szCs w:val="24"/>
+          <w:lang w:val="ru-RU"/>
+        </w:rPr>
+      </w:pPr>
+      <w:r>
+        <w:rPr>
+          <w:rFonts w:ascii="Times New Roman" w:hAnsi="Times New Roman" w:cs="Times New Roman"/>
+          <w:sz w:val="24"/>
+          <w:szCs w:val="24"/>
+          <w:lang w:val="ru-RU"/>
+        </w:rPr>
+        <w:t>Кант показал, что создание единой картины мира для нас невозможно</w:t>
       </w:r>
     </w:p>
     <w:p>
-      <w:r>
-        <w:t>Эти две точки сборки способны структурировать хаос речевого поля тем, что предлагают единый способ верификации.</w:t>
+      <w:pPr>
+        <w:rPr>
+          <w:rFonts w:ascii="Times New Roman" w:hAnsi="Times New Roman" w:cs="Times New Roman"/>
+          <w:sz w:val="24"/>
+          <w:szCs w:val="24"/>
+          <w:lang w:val="ru-RU"/>
+        </w:rPr>
+      </w:pPr>
+      <w:r>
+        <w:rPr>
+          <w:rFonts w:ascii="Times New Roman" w:hAnsi="Times New Roman" w:cs="Times New Roman"/>
+          <w:sz w:val="24"/>
+          <w:szCs w:val="24"/>
+          <w:lang w:val="ru-RU"/>
+        </w:rPr>
+        <w:t xml:space="preserve">Прообразом того, что сложилось сейчас, является </w:t>
+      </w:r>
+      <w:r>
+        <w:rPr>
+          <w:rFonts w:ascii="Times New Roman" w:hAnsi="Times New Roman" w:cs="Times New Roman"/>
+          <w:i/>
+          <w:iCs/>
+          <w:sz w:val="24"/>
+          <w:szCs w:val="24"/>
+          <w:lang w:val="ru-RU"/>
+        </w:rPr>
+        <w:t>протестантизм</w:t>
+      </w:r>
+      <w:r>
+        <w:rPr>
+          <w:rFonts w:ascii="Times New Roman" w:hAnsi="Times New Roman" w:cs="Times New Roman"/>
+          <w:sz w:val="24"/>
+          <w:szCs w:val="24"/>
+          <w:lang w:val="ru-RU"/>
+        </w:rPr>
+        <w:t xml:space="preserve"> — отказ от иерархии, от посредников между людьми и богом. Сейчас это лучше всего назвать </w:t>
+      </w:r>
+      <w:r>
+        <w:rPr>
+          <w:rFonts w:ascii="Times New Roman" w:hAnsi="Times New Roman" w:cs="Times New Roman"/>
+          <w:i/>
+          <w:sz w:val="24"/>
+          <w:szCs w:val="24"/>
+          <w:lang w:val="ru-RU"/>
+        </w:rPr>
+        <w:t>речевое поле</w:t>
+      </w:r>
+      <w:r>
+        <w:rPr>
+          <w:rFonts w:ascii="Times New Roman" w:hAnsi="Times New Roman" w:cs="Times New Roman"/>
+          <w:sz w:val="24"/>
+          <w:szCs w:val="24"/>
+          <w:lang w:val="ru-RU"/>
+        </w:rPr>
+        <w:t>, или поле публичной речи.</w:t>
       </w:r>
     </w:p>
     <w:p>
-      <w:r>
-        <w:t>Конспирологический тип мышления можно победить, только объединив теорию познания и науку.</w:t>
+      <w:pPr>
+        <w:rPr>
+          <w:rFonts w:ascii="Times New Roman" w:hAnsi="Times New Roman" w:cs="Times New Roman"/>
+          <w:sz w:val="24"/>
+          <w:szCs w:val="24"/>
+          <w:lang w:val="ru-RU"/>
+        </w:rPr>
+      </w:pPr>
+      <w:r>
+        <w:rPr>
+          <w:rFonts w:ascii="Times New Roman" w:hAnsi="Times New Roman" w:cs="Times New Roman"/>
+          <w:sz w:val="24"/>
+          <w:szCs w:val="24"/>
+          <w:lang w:val="ru-RU"/>
+        </w:rPr>
+        <w:t xml:space="preserve">В других картинах мира были разные позиции и были определенные правила, по которым они могли взаимодействовать (так я себя буду вести с одним, так с другим и </w:t>
+      </w:r>
+      <w:proofErr w:type="spellStart"/>
+      <w:r>
+        <w:rPr>
+          <w:rFonts w:ascii="Times New Roman" w:hAnsi="Times New Roman" w:cs="Times New Roman"/>
+          <w:sz w:val="24"/>
+          <w:szCs w:val="24"/>
+          <w:lang w:val="ru-RU"/>
+        </w:rPr>
+        <w:t>тп</w:t>
+      </w:r>
+      <w:proofErr w:type="spellEnd"/>
+      <w:r>
+        <w:rPr>
+          <w:rFonts w:ascii="Times New Roman" w:hAnsi="Times New Roman" w:cs="Times New Roman"/>
+          <w:sz w:val="24"/>
+          <w:szCs w:val="24"/>
+          <w:lang w:val="ru-RU"/>
+        </w:rPr>
+        <w:t xml:space="preserve">). В модерне никаких строгих правил нет, потому что у всех разные процедуры </w:t>
+      </w:r>
+      <w:r>
+        <w:rPr>
+          <w:rFonts w:ascii="Times New Roman" w:hAnsi="Times New Roman" w:cs="Times New Roman"/>
+          <w:i/>
+          <w:iCs/>
+          <w:sz w:val="24"/>
+          <w:szCs w:val="24"/>
+          <w:lang w:val="ru-RU"/>
+        </w:rPr>
+        <w:t>верификации</w:t>
+      </w:r>
+      <w:r>
+        <w:rPr>
+          <w:rFonts w:ascii="Times New Roman" w:hAnsi="Times New Roman" w:cs="Times New Roman"/>
+          <w:sz w:val="24"/>
+          <w:szCs w:val="24"/>
+          <w:lang w:val="ru-RU"/>
+        </w:rPr>
+        <w:t xml:space="preserve">. </w:t>
+      </w:r>
+      <w:r>
+        <w:rPr>
+          <w:rFonts w:ascii="Times New Roman" w:hAnsi="Times New Roman" w:cs="Times New Roman"/>
+          <w:sz w:val="24"/>
+          <w:szCs w:val="24"/>
+          <w:lang w:val="ru-RU"/>
+        </w:rPr>
+        <w:lastRenderedPageBreak/>
+        <w:t xml:space="preserve">Разные позиции создаются разрозненно друг от друга; в результате эти позиции могут быть представлены как некая публичная </w:t>
+      </w:r>
+      <w:r>
+        <w:rPr>
+          <w:rFonts w:ascii="Times New Roman" w:hAnsi="Times New Roman" w:cs="Times New Roman"/>
+          <w:b/>
+          <w:bCs/>
+          <w:sz w:val="24"/>
+          <w:szCs w:val="24"/>
+          <w:lang w:val="ru-RU"/>
+        </w:rPr>
+        <w:t>сцена</w:t>
+      </w:r>
+      <w:r>
+        <w:rPr>
+          <w:rFonts w:ascii="Times New Roman" w:hAnsi="Times New Roman" w:cs="Times New Roman"/>
+          <w:sz w:val="24"/>
+          <w:szCs w:val="24"/>
+          <w:lang w:val="ru-RU"/>
+        </w:rPr>
+        <w:t xml:space="preserve"> (возникновение книгопечатания на это повлияло), на которой каждый может выступить. Позиции больше не взаимодействуют друг с другом напрямую, но только высказываясь через </w:t>
+      </w:r>
+      <w:r>
+        <w:rPr>
+          <w:rFonts w:ascii="Times New Roman" w:hAnsi="Times New Roman" w:cs="Times New Roman"/>
+          <w:i/>
+          <w:iCs/>
+          <w:sz w:val="24"/>
+          <w:szCs w:val="24"/>
+          <w:lang w:val="ru-RU"/>
+        </w:rPr>
+        <w:t>сцену</w:t>
+      </w:r>
+      <w:r>
+        <w:rPr>
+          <w:rFonts w:ascii="Times New Roman" w:hAnsi="Times New Roman" w:cs="Times New Roman"/>
+          <w:sz w:val="24"/>
+          <w:szCs w:val="24"/>
+          <w:lang w:val="ru-RU"/>
+        </w:rPr>
+        <w:t xml:space="preserve">. В итоге разные позиции на </w:t>
+      </w:r>
+      <w:r>
+        <w:rPr>
+          <w:rFonts w:ascii="Times New Roman" w:hAnsi="Times New Roman" w:cs="Times New Roman"/>
+          <w:i/>
+          <w:iCs/>
+          <w:sz w:val="24"/>
+          <w:szCs w:val="24"/>
+          <w:lang w:val="ru-RU"/>
+        </w:rPr>
+        <w:t>сцене</w:t>
+      </w:r>
+      <w:r>
+        <w:rPr>
+          <w:rFonts w:ascii="Times New Roman" w:hAnsi="Times New Roman" w:cs="Times New Roman"/>
+          <w:sz w:val="24"/>
+          <w:szCs w:val="24"/>
+          <w:lang w:val="ru-RU"/>
+        </w:rPr>
+        <w:t xml:space="preserve"> не образуют единого целого. Доступ до </w:t>
+      </w:r>
+      <w:r>
+        <w:rPr>
+          <w:rFonts w:ascii="Times New Roman" w:hAnsi="Times New Roman" w:cs="Times New Roman"/>
+          <w:i/>
+          <w:iCs/>
+          <w:sz w:val="24"/>
+          <w:szCs w:val="24"/>
+          <w:lang w:val="ru-RU"/>
+        </w:rPr>
+        <w:t>сцены</w:t>
+      </w:r>
+      <w:r>
+        <w:rPr>
+          <w:rFonts w:ascii="Times New Roman" w:hAnsi="Times New Roman" w:cs="Times New Roman"/>
+          <w:sz w:val="24"/>
+          <w:szCs w:val="24"/>
+          <w:lang w:val="ru-RU"/>
+        </w:rPr>
+        <w:t xml:space="preserve"> есть у каждого. Нельзя предсказать следующую позицию на </w:t>
+      </w:r>
+      <w:r>
+        <w:rPr>
+          <w:rFonts w:ascii="Times New Roman" w:hAnsi="Times New Roman" w:cs="Times New Roman"/>
+          <w:i/>
+          <w:iCs/>
+          <w:sz w:val="24"/>
+          <w:szCs w:val="24"/>
+          <w:lang w:val="ru-RU"/>
+        </w:rPr>
+        <w:t>сцене</w:t>
+      </w:r>
+      <w:r>
+        <w:rPr>
+          <w:rFonts w:ascii="Times New Roman" w:hAnsi="Times New Roman" w:cs="Times New Roman"/>
+          <w:sz w:val="24"/>
+          <w:szCs w:val="24"/>
+          <w:lang w:val="ru-RU"/>
+        </w:rPr>
+        <w:t>.</w:t>
       </w:r>
     </w:p>
     <w:p>
-      <w:r>
-        <w:t>Наша ставка как раз на объединение двух этих точек сборки.</w:t>
+      <w:pPr>
+        <w:rPr>
+          <w:rFonts w:ascii="Times New Roman" w:hAnsi="Times New Roman" w:cs="Times New Roman"/>
+          <w:sz w:val="24"/>
+          <w:szCs w:val="24"/>
+          <w:lang w:val="ru-RU"/>
+        </w:rPr>
+      </w:pPr>
+      <w:r>
+        <w:rPr>
+          <w:rFonts w:ascii="Times New Roman" w:hAnsi="Times New Roman" w:cs="Times New Roman"/>
+          <w:sz w:val="24"/>
+          <w:szCs w:val="24"/>
+          <w:lang w:val="ru-RU"/>
+        </w:rPr>
+        <w:t xml:space="preserve">Любой спор в модерне выглядит так: есть две позиции, в которых необходимо отсутствует предельное основание; когда они сталкиваются, то каждый указывает другому на эту брешь в знании, на отсутствии предельного основания; через много итераций такой спор скатывается в утверждения типа «тобой манипулируют», то есть, в общем-то, </w:t>
+      </w:r>
+      <w:proofErr w:type="spellStart"/>
+      <w:r>
+        <w:rPr>
+          <w:rFonts w:ascii="Times New Roman" w:hAnsi="Times New Roman" w:cs="Times New Roman"/>
+          <w:sz w:val="24"/>
+          <w:szCs w:val="24"/>
+          <w:lang w:val="ru-RU"/>
+        </w:rPr>
+        <w:t>срачем</w:t>
+      </w:r>
+      <w:proofErr w:type="spellEnd"/>
+      <w:r>
+        <w:rPr>
+          <w:rFonts w:ascii="Times New Roman" w:hAnsi="Times New Roman" w:cs="Times New Roman"/>
+          <w:sz w:val="24"/>
+          <w:szCs w:val="24"/>
+          <w:lang w:val="ru-RU"/>
+        </w:rPr>
+        <w:t xml:space="preserve">. И это похоже не на прогресс, не на рождение истины в споре, а на ловушку. Любой спор всегда в конце концов указывает на отсутствие </w:t>
+      </w:r>
+      <w:r>
+        <w:rPr>
+          <w:rFonts w:ascii="Times New Roman" w:hAnsi="Times New Roman" w:cs="Times New Roman"/>
+          <w:i/>
+          <w:iCs/>
+          <w:sz w:val="24"/>
+          <w:szCs w:val="24"/>
+          <w:lang w:val="ru-RU"/>
+        </w:rPr>
+        <w:t>предельного основания</w:t>
+      </w:r>
+      <w:r>
+        <w:rPr>
+          <w:rFonts w:ascii="Times New Roman" w:hAnsi="Times New Roman" w:cs="Times New Roman"/>
+          <w:sz w:val="24"/>
+          <w:szCs w:val="24"/>
+          <w:lang w:val="ru-RU"/>
+        </w:rPr>
+        <w:t>, которое есть в каждой позиции.</w:t>
+      </w:r>
+    </w:p>
+    <w:p>
+      <w:pPr>
+        <w:pStyle w:val="Quote"/>
+        <w:rPr>
+          <w:lang w:val="ru-RU"/>
+        </w:rPr>
+      </w:pPr>
+      <w:r>
+        <w:rPr>
+          <w:lang w:val="ru-RU"/>
+        </w:rPr>
+        <w:t>Х</w:t>
+      </w:r>
+      <w:r>
+        <w:rPr>
+          <w:lang w:val="ru-RU"/>
+        </w:rPr>
+        <w:t xml:space="preserve">орошим примером </w:t>
+      </w:r>
+      <w:r>
+        <w:rPr>
+          <w:lang w:val="ru-RU"/>
+        </w:rPr>
+        <w:t xml:space="preserve">спора в модерне </w:t>
+      </w:r>
+      <w:r>
+        <w:rPr>
+          <w:lang w:val="ru-RU"/>
+        </w:rPr>
+        <w:t xml:space="preserve">послужит </w:t>
+      </w:r>
+      <w:proofErr w:type="spellStart"/>
+      <w:r>
+        <w:rPr>
+          <w:lang w:val="ru-RU"/>
+        </w:rPr>
+        <w:t>холивар</w:t>
+      </w:r>
+      <w:proofErr w:type="spellEnd"/>
+      <w:r>
+        <w:rPr>
+          <w:lang w:val="ru-RU"/>
+        </w:rPr>
+        <w:t xml:space="preserve"> в комментариях к новост</w:t>
+      </w:r>
+      <w:r>
+        <w:rPr>
+          <w:lang w:val="ru-RU"/>
+        </w:rPr>
+        <w:t>ям</w:t>
+      </w:r>
+    </w:p>
+    <w:p>
+      <w:pPr>
+        <w:pStyle w:val="Heading2"/>
+        <w:rPr>
+          <w:lang w:val="ru-RU"/>
+        </w:rPr>
+      </w:pPr>
+      <w:r>
+        <w:rPr>
+          <w:lang w:val="ru-RU"/>
+        </w:rPr>
+        <w:t>Как модерн решает свои проблемы</w:t>
+      </w:r>
+    </w:p>
+    <w:p>
+      <w:pPr>
+        <w:rPr>
+          <w:rFonts w:ascii="Times New Roman" w:hAnsi="Times New Roman" w:cs="Times New Roman"/>
+          <w:sz w:val="24"/>
+          <w:szCs w:val="24"/>
+          <w:lang w:val="ru-RU"/>
+        </w:rPr>
+      </w:pPr>
+      <w:r>
+        <w:rPr>
+          <w:rFonts w:ascii="Times New Roman" w:hAnsi="Times New Roman" w:cs="Times New Roman"/>
+          <w:sz w:val="24"/>
+          <w:szCs w:val="24"/>
+          <w:lang w:val="ru-RU"/>
+        </w:rPr>
+        <w:t xml:space="preserve">Как же защитить позицию в таких условиях? Ответом будет служить образ коллажа или лоскутного одеяла: я выбираю какую-то позицию, </w:t>
+      </w:r>
+      <w:r>
+        <w:rPr>
+          <w:rFonts w:ascii="Times New Roman" w:hAnsi="Times New Roman" w:cs="Times New Roman"/>
+          <w:sz w:val="24"/>
+          <w:szCs w:val="24"/>
+          <w:lang w:val="ru-RU"/>
+        </w:rPr>
+        <w:t>разумеется,</w:t>
+      </w:r>
+      <w:r>
+        <w:rPr>
+          <w:rFonts w:ascii="Times New Roman" w:hAnsi="Times New Roman" w:cs="Times New Roman"/>
+          <w:sz w:val="24"/>
+          <w:szCs w:val="24"/>
+          <w:lang w:val="ru-RU"/>
+        </w:rPr>
+        <w:t xml:space="preserve"> изначально уязвимую, и затем прикрываю её недостатки заимствованиями из других позиций. Пример: ученый, занимающийся наукой, заявляет, что в результате своей деятельности пришел к доказательству существования бога. </w:t>
+      </w:r>
+      <w:r>
+        <w:rPr>
+          <w:rFonts w:ascii="Times New Roman" w:hAnsi="Times New Roman" w:cs="Times New Roman"/>
+          <w:sz w:val="24"/>
+          <w:szCs w:val="24"/>
+          <w:lang w:val="ru-RU"/>
+        </w:rPr>
+        <w:t>Перед нами пример</w:t>
+      </w:r>
+      <w:r>
+        <w:rPr>
+          <w:rFonts w:ascii="Times New Roman" w:hAnsi="Times New Roman" w:cs="Times New Roman"/>
+          <w:sz w:val="24"/>
+          <w:szCs w:val="24"/>
+          <w:lang w:val="ru-RU"/>
+        </w:rPr>
+        <w:t xml:space="preserve"> </w:t>
+      </w:r>
+      <w:r>
+        <w:rPr>
+          <w:rFonts w:ascii="Times New Roman" w:hAnsi="Times New Roman" w:cs="Times New Roman"/>
+          <w:b/>
+          <w:bCs/>
+          <w:sz w:val="24"/>
+          <w:szCs w:val="24"/>
+          <w:lang w:val="ru-RU"/>
+        </w:rPr>
+        <w:t>компиляци</w:t>
+      </w:r>
+      <w:r>
+        <w:rPr>
+          <w:rFonts w:ascii="Times New Roman" w:hAnsi="Times New Roman" w:cs="Times New Roman"/>
+          <w:b/>
+          <w:bCs/>
+          <w:sz w:val="24"/>
+          <w:szCs w:val="24"/>
+          <w:lang w:val="ru-RU"/>
+        </w:rPr>
+        <w:t>и</w:t>
+      </w:r>
+      <w:r>
+        <w:rPr>
+          <w:rFonts w:ascii="Times New Roman" w:hAnsi="Times New Roman" w:cs="Times New Roman"/>
+          <w:sz w:val="24"/>
+          <w:szCs w:val="24"/>
+          <w:lang w:val="ru-RU"/>
+        </w:rPr>
+        <w:t xml:space="preserve">. То, что картина каждым может скомпилироваться самостоятельно, называется в модерне свободой: слова, совести, творчества и </w:t>
+      </w:r>
+      <w:proofErr w:type="spellStart"/>
+      <w:r>
+        <w:rPr>
+          <w:rFonts w:ascii="Times New Roman" w:hAnsi="Times New Roman" w:cs="Times New Roman"/>
+          <w:sz w:val="24"/>
+          <w:szCs w:val="24"/>
+          <w:lang w:val="ru-RU"/>
+        </w:rPr>
+        <w:t>тп</w:t>
+      </w:r>
+      <w:proofErr w:type="spellEnd"/>
+      <w:r>
+        <w:rPr>
+          <w:rFonts w:ascii="Times New Roman" w:hAnsi="Times New Roman" w:cs="Times New Roman"/>
+          <w:sz w:val="24"/>
+          <w:szCs w:val="24"/>
+          <w:lang w:val="ru-RU"/>
+        </w:rPr>
+        <w:t xml:space="preserve">. Называть это можно как угодно, но по факту это следствие коллажа. А сам коллаж является следствием </w:t>
+      </w:r>
+      <w:r>
+        <w:rPr>
+          <w:rFonts w:ascii="Times New Roman" w:hAnsi="Times New Roman" w:cs="Times New Roman"/>
+          <w:i/>
+          <w:iCs/>
+          <w:sz w:val="24"/>
+          <w:szCs w:val="24"/>
+          <w:lang w:val="ru-RU"/>
+        </w:rPr>
+        <w:t>секуляризации</w:t>
+      </w:r>
+      <w:r>
+        <w:rPr>
+          <w:rFonts w:ascii="Times New Roman" w:hAnsi="Times New Roman" w:cs="Times New Roman"/>
+          <w:sz w:val="24"/>
+          <w:szCs w:val="24"/>
+          <w:lang w:val="ru-RU"/>
+        </w:rPr>
+        <w:t xml:space="preserve">, </w:t>
+      </w:r>
+      <w:r>
+        <w:rPr>
+          <w:rFonts w:ascii="Times New Roman" w:hAnsi="Times New Roman" w:cs="Times New Roman"/>
+          <w:i/>
+          <w:iCs/>
+          <w:sz w:val="24"/>
+          <w:szCs w:val="24"/>
+          <w:lang w:val="ru-RU"/>
+        </w:rPr>
+        <w:t>протестантизма</w:t>
+      </w:r>
+      <w:r>
+        <w:rPr>
+          <w:rFonts w:ascii="Times New Roman" w:hAnsi="Times New Roman" w:cs="Times New Roman"/>
+          <w:sz w:val="24"/>
+          <w:szCs w:val="24"/>
+          <w:lang w:val="ru-RU"/>
+        </w:rPr>
+        <w:t>.</w:t>
+      </w:r>
+    </w:p>
+    <w:p>
+      <w:pPr>
+        <w:rPr>
+          <w:rFonts w:ascii="Times New Roman" w:hAnsi="Times New Roman" w:cs="Times New Roman"/>
+          <w:sz w:val="24"/>
+          <w:szCs w:val="24"/>
+          <w:lang w:val="ru-RU"/>
+        </w:rPr>
+      </w:pPr>
+      <w:r>
+        <w:rPr>
+          <w:rFonts w:ascii="Times New Roman" w:hAnsi="Times New Roman" w:cs="Times New Roman"/>
+          <w:sz w:val="24"/>
+          <w:szCs w:val="24"/>
+          <w:lang w:val="ru-RU"/>
+        </w:rPr>
+        <w:t xml:space="preserve">В итоге критическое мышление приводит не к ожидаемому научному мышлению, а к </w:t>
+      </w:r>
+      <w:r>
+        <w:rPr>
+          <w:rFonts w:ascii="Times New Roman" w:hAnsi="Times New Roman" w:cs="Times New Roman"/>
+          <w:b/>
+          <w:bCs/>
+          <w:sz w:val="24"/>
+          <w:szCs w:val="24"/>
+          <w:lang w:val="ru-RU"/>
+        </w:rPr>
+        <w:t>конспирологическому</w:t>
+      </w:r>
+      <w:r>
+        <w:rPr>
+          <w:rFonts w:ascii="Times New Roman" w:hAnsi="Times New Roman" w:cs="Times New Roman"/>
+          <w:sz w:val="24"/>
+          <w:szCs w:val="24"/>
+          <w:lang w:val="ru-RU"/>
+        </w:rPr>
+        <w:t xml:space="preserve">. </w:t>
+      </w:r>
+      <w:proofErr w:type="spellStart"/>
+      <w:r>
+        <w:rPr>
+          <w:rFonts w:ascii="Times New Roman" w:hAnsi="Times New Roman" w:cs="Times New Roman"/>
+          <w:sz w:val="24"/>
+          <w:szCs w:val="24"/>
+          <w:lang w:val="ru-RU"/>
+        </w:rPr>
+        <w:t>Плоскоземельщики</w:t>
+      </w:r>
+      <w:proofErr w:type="spellEnd"/>
+      <w:r>
+        <w:rPr>
+          <w:rFonts w:ascii="Times New Roman" w:hAnsi="Times New Roman" w:cs="Times New Roman"/>
+          <w:sz w:val="24"/>
+          <w:szCs w:val="24"/>
+          <w:lang w:val="ru-RU"/>
+        </w:rPr>
+        <w:t xml:space="preserve">, антипрививочники, все конспирологи </w:t>
+      </w:r>
+      <w:r>
+        <w:rPr>
+          <w:rFonts w:ascii="Times New Roman" w:hAnsi="Times New Roman" w:cs="Times New Roman"/>
+          <w:sz w:val="24"/>
+          <w:szCs w:val="24"/>
+          <w:lang w:val="ru-RU"/>
+        </w:rPr>
+        <w:t xml:space="preserve">наживаются на том, что </w:t>
+      </w:r>
+      <w:r>
+        <w:rPr>
+          <w:rFonts w:ascii="Times New Roman" w:hAnsi="Times New Roman" w:cs="Times New Roman"/>
+          <w:sz w:val="24"/>
+          <w:szCs w:val="24"/>
+          <w:lang w:val="ru-RU"/>
+        </w:rPr>
+        <w:t xml:space="preserve">утверждают, </w:t>
+      </w:r>
+      <w:r>
+        <w:rPr>
+          <w:rFonts w:ascii="Times New Roman" w:hAnsi="Times New Roman" w:cs="Times New Roman"/>
+          <w:sz w:val="24"/>
+          <w:szCs w:val="24"/>
+          <w:lang w:val="ru-RU"/>
+        </w:rPr>
+        <w:t>будто</w:t>
+      </w:r>
+      <w:r>
+        <w:rPr>
+          <w:rFonts w:ascii="Times New Roman" w:hAnsi="Times New Roman" w:cs="Times New Roman"/>
+          <w:sz w:val="24"/>
+          <w:szCs w:val="24"/>
+          <w:lang w:val="ru-RU"/>
+        </w:rPr>
+        <w:t xml:space="preserve"> «</w:t>
+      </w:r>
+      <w:r>
+        <w:rPr>
+          <w:rFonts w:ascii="Times New Roman" w:hAnsi="Times New Roman" w:cs="Times New Roman"/>
+          <w:sz w:val="24"/>
+          <w:szCs w:val="24"/>
+          <w:lang w:val="ru-RU"/>
+        </w:rPr>
+        <w:t>в</w:t>
+      </w:r>
+      <w:r>
+        <w:rPr>
+          <w:rFonts w:ascii="Times New Roman" w:hAnsi="Times New Roman" w:cs="Times New Roman"/>
+          <w:sz w:val="24"/>
+          <w:szCs w:val="24"/>
+          <w:lang w:val="ru-RU"/>
+        </w:rPr>
+        <w:t>ас</w:t>
+      </w:r>
+      <w:r>
+        <w:rPr>
+          <w:rFonts w:ascii="Times New Roman" w:hAnsi="Times New Roman" w:cs="Times New Roman"/>
+          <w:sz w:val="24"/>
+          <w:szCs w:val="24"/>
+          <w:lang w:val="ru-RU"/>
+        </w:rPr>
+        <w:t xml:space="preserve"> везде</w:t>
+      </w:r>
+      <w:r>
+        <w:rPr>
+          <w:rFonts w:ascii="Times New Roman" w:hAnsi="Times New Roman" w:cs="Times New Roman"/>
+          <w:sz w:val="24"/>
+          <w:szCs w:val="24"/>
+          <w:lang w:val="ru-RU"/>
+        </w:rPr>
+        <w:t xml:space="preserve"> обманывают».</w:t>
+      </w:r>
+    </w:p>
+    <w:p>
+      <w:pPr>
+        <w:pStyle w:val="Heading2"/>
+        <w:rPr>
+          <w:lang w:val="ru-RU"/>
+        </w:rPr>
+      </w:pPr>
+      <w:r>
+        <w:rPr>
+          <w:lang w:val="ru-RU"/>
+        </w:rPr>
+        <w:t>Наука и модерн</w:t>
+      </w:r>
+    </w:p>
+    <w:p>
+      <w:pPr>
+        <w:rPr>
+          <w:rFonts w:ascii="Times New Roman" w:hAnsi="Times New Roman" w:cs="Times New Roman"/>
+          <w:sz w:val="24"/>
+          <w:szCs w:val="24"/>
+          <w:lang w:val="ru-RU"/>
+        </w:rPr>
+      </w:pPr>
+      <w:r>
+        <w:rPr>
+          <w:rFonts w:ascii="Times New Roman" w:hAnsi="Times New Roman" w:cs="Times New Roman"/>
+          <w:sz w:val="24"/>
+          <w:szCs w:val="24"/>
+          <w:lang w:val="ru-RU"/>
+        </w:rPr>
+        <w:t>Но что же делать при таком описании модерна с наукой? Интуитивно она не вписывается в то, о чем выше шла речь. Ответ: наука играет в модерне также роль лоскута, который можно вставить в коллаж. Люди</w:t>
+      </w:r>
+      <w:r>
+        <w:rPr>
+          <w:rFonts w:ascii="Times New Roman" w:hAnsi="Times New Roman" w:cs="Times New Roman"/>
+          <w:sz w:val="24"/>
+          <w:szCs w:val="24"/>
+          <w:lang w:val="ru-RU"/>
+        </w:rPr>
+        <w:t>,</w:t>
+      </w:r>
+      <w:r>
+        <w:rPr>
+          <w:rFonts w:ascii="Times New Roman" w:hAnsi="Times New Roman" w:cs="Times New Roman"/>
+          <w:sz w:val="24"/>
+          <w:szCs w:val="24"/>
+          <w:lang w:val="ru-RU"/>
+        </w:rPr>
+        <w:t xml:space="preserve"> как правило</w:t>
+      </w:r>
+      <w:r>
+        <w:rPr>
+          <w:rFonts w:ascii="Times New Roman" w:hAnsi="Times New Roman" w:cs="Times New Roman"/>
+          <w:sz w:val="24"/>
+          <w:szCs w:val="24"/>
+          <w:lang w:val="ru-RU"/>
+        </w:rPr>
+        <w:t>,</w:t>
+      </w:r>
+      <w:r>
+        <w:rPr>
+          <w:rFonts w:ascii="Times New Roman" w:hAnsi="Times New Roman" w:cs="Times New Roman"/>
+          <w:sz w:val="24"/>
+          <w:szCs w:val="24"/>
+          <w:lang w:val="ru-RU"/>
+        </w:rPr>
+        <w:t xml:space="preserve"> мало знают о каких-либо науках; но они наверняка знают, то наука — это то, что противоположно вере, что это область, где нет места богу; использовав этот лоскут, можно аргументировать против монотеистической картины мира.</w:t>
+      </w:r>
+    </w:p>
+    <w:p>
+      <w:pPr>
+        <w:pStyle w:val="Heading3"/>
+        <w:rPr>
+          <w:lang w:val="ru-RU"/>
+        </w:rPr>
+      </w:pPr>
+      <w:r>
+        <w:rPr>
+          <w:lang w:val="ru-RU"/>
+        </w:rPr>
+        <w:t>Откуда берутся лидеры</w:t>
+      </w:r>
+    </w:p>
+    <w:p>
+      <w:pPr>
+        <w:rPr>
+          <w:rFonts w:ascii="Times New Roman" w:hAnsi="Times New Roman" w:cs="Times New Roman"/>
+          <w:sz w:val="24"/>
+          <w:szCs w:val="24"/>
+          <w:lang w:val="ru-RU"/>
+        </w:rPr>
+      </w:pPr>
+      <w:r>
+        <w:rPr>
+          <w:rFonts w:ascii="Times New Roman" w:hAnsi="Times New Roman" w:cs="Times New Roman"/>
+          <w:sz w:val="24"/>
+          <w:szCs w:val="24"/>
+          <w:lang w:val="ru-RU"/>
+        </w:rPr>
+        <w:t>В</w:t>
+      </w:r>
+      <w:r>
+        <w:rPr>
+          <w:rFonts w:ascii="Times New Roman" w:hAnsi="Times New Roman" w:cs="Times New Roman"/>
+          <w:sz w:val="24"/>
+          <w:szCs w:val="24"/>
+          <w:lang w:val="ru-RU"/>
+        </w:rPr>
+        <w:t>ыявление лидирующих позиций</w:t>
+      </w:r>
+      <w:r>
+        <w:rPr>
+          <w:rFonts w:ascii="Times New Roman" w:hAnsi="Times New Roman" w:cs="Times New Roman"/>
+          <w:sz w:val="24"/>
+          <w:szCs w:val="24"/>
+          <w:lang w:val="ru-RU"/>
+        </w:rPr>
+        <w:t xml:space="preserve"> </w:t>
+      </w:r>
+      <w:r>
+        <w:rPr>
+          <w:rFonts w:ascii="Times New Roman" w:hAnsi="Times New Roman" w:cs="Times New Roman"/>
+          <w:sz w:val="24"/>
+          <w:szCs w:val="24"/>
+          <w:lang w:val="ru-RU"/>
+        </w:rPr>
+        <w:t xml:space="preserve">в речевом поле происходит </w:t>
+      </w:r>
+      <w:r>
+        <w:rPr>
+          <w:rFonts w:ascii="Times New Roman" w:hAnsi="Times New Roman" w:cs="Times New Roman"/>
+          <w:sz w:val="24"/>
+          <w:szCs w:val="24"/>
+          <w:lang w:val="ru-RU"/>
+        </w:rPr>
+        <w:t>с</w:t>
+      </w:r>
+      <w:r>
+        <w:rPr>
+          <w:rFonts w:ascii="Times New Roman" w:hAnsi="Times New Roman" w:cs="Times New Roman"/>
+          <w:sz w:val="24"/>
+          <w:szCs w:val="24"/>
+          <w:lang w:val="ru-RU"/>
+        </w:rPr>
+        <w:t xml:space="preserve"> помощью поглощений других позиций: так формируются идеологии, изолированные, со своими правилами игры.</w:t>
+      </w:r>
+      <w:r>
+        <w:rPr>
+          <w:rFonts w:ascii="Times New Roman" w:hAnsi="Times New Roman" w:cs="Times New Roman"/>
+          <w:sz w:val="24"/>
+          <w:szCs w:val="24"/>
+          <w:lang w:val="ru-RU"/>
+        </w:rPr>
+        <w:t xml:space="preserve"> </w:t>
+      </w:r>
+      <w:r>
+        <w:rPr>
+          <w:rFonts w:ascii="Times New Roman" w:hAnsi="Times New Roman" w:cs="Times New Roman"/>
+          <w:sz w:val="24"/>
+          <w:szCs w:val="24"/>
+          <w:lang w:val="ru-RU"/>
+        </w:rPr>
+        <w:t xml:space="preserve">Вариантом развития речевого поля является создание </w:t>
+      </w:r>
+      <w:r>
+        <w:rPr>
+          <w:rFonts w:ascii="Times New Roman" w:hAnsi="Times New Roman" w:cs="Times New Roman"/>
+          <w:b/>
+          <w:bCs/>
+          <w:sz w:val="24"/>
+          <w:szCs w:val="24"/>
+          <w:lang w:val="ru-RU"/>
+        </w:rPr>
+        <w:t>центра сборки</w:t>
+      </w:r>
+      <w:r>
+        <w:rPr>
+          <w:rFonts w:ascii="Times New Roman" w:hAnsi="Times New Roman" w:cs="Times New Roman"/>
+          <w:sz w:val="24"/>
+          <w:szCs w:val="24"/>
+          <w:lang w:val="ru-RU"/>
+        </w:rPr>
+        <w:t xml:space="preserve">, который включает в себя множество других позиций и представляет собой процесс; эти позиции становятся ходами мысли этой сборки: находится не хронологическая, но логическая последовательность этих ходов друг за другом. Это — современная философия, которая </w:t>
+      </w:r>
+      <w:r>
+        <w:rPr>
+          <w:rFonts w:ascii="Times New Roman" w:hAnsi="Times New Roman" w:cs="Times New Roman"/>
+          <w:sz w:val="24"/>
+          <w:szCs w:val="24"/>
+          <w:lang w:val="ru-RU"/>
+        </w:rPr>
+        <w:lastRenderedPageBreak/>
+        <w:t xml:space="preserve">является теорией познания, созданная </w:t>
+      </w:r>
+      <w:r>
+        <w:rPr>
+          <w:rFonts w:ascii="Times New Roman" w:hAnsi="Times New Roman" w:cs="Times New Roman"/>
+          <w:b/>
+          <w:bCs/>
+          <w:sz w:val="24"/>
+          <w:szCs w:val="24"/>
+          <w:lang w:val="ru-RU"/>
+        </w:rPr>
+        <w:t>Рене Декартом</w:t>
+      </w:r>
+      <w:r>
+        <w:rPr>
+          <w:rFonts w:ascii="Times New Roman" w:hAnsi="Times New Roman" w:cs="Times New Roman"/>
+          <w:sz w:val="24"/>
+          <w:szCs w:val="24"/>
+          <w:lang w:val="ru-RU"/>
+        </w:rPr>
+        <w:t>. Это первая из двух точек сборки. Она является альтернативой конспирологии.</w:t>
+      </w:r>
+    </w:p>
+    <w:p>
+      <w:pPr>
+        <w:rPr>
+          <w:rFonts w:ascii="Times New Roman" w:hAnsi="Times New Roman" w:cs="Times New Roman"/>
+          <w:sz w:val="24"/>
+          <w:szCs w:val="24"/>
+          <w:lang w:val="ru-RU"/>
+        </w:rPr>
+      </w:pPr>
+      <w:r>
+        <w:rPr>
+          <w:rFonts w:ascii="Times New Roman" w:hAnsi="Times New Roman" w:cs="Times New Roman"/>
+          <w:sz w:val="24"/>
+          <w:szCs w:val="24"/>
+          <w:lang w:val="ru-RU"/>
+        </w:rPr>
+        <w:t xml:space="preserve">Второй центр сборки — это экспериментальна наука, создателем которой является </w:t>
+      </w:r>
+      <w:r>
+        <w:rPr>
+          <w:rFonts w:ascii="Times New Roman" w:hAnsi="Times New Roman" w:cs="Times New Roman"/>
+          <w:b/>
+          <w:bCs/>
+          <w:sz w:val="24"/>
+          <w:szCs w:val="24"/>
+          <w:lang w:val="ru-RU"/>
+        </w:rPr>
+        <w:t>Галилео Галилей</w:t>
+      </w:r>
+      <w:r>
+        <w:rPr>
+          <w:rFonts w:ascii="Times New Roman" w:hAnsi="Times New Roman" w:cs="Times New Roman"/>
+          <w:sz w:val="24"/>
+          <w:szCs w:val="24"/>
+          <w:lang w:val="ru-RU"/>
+        </w:rPr>
+        <w:t>. Когда мы говорим про экспериментальную науку, то эксперименты, проводимые в ней, не учитывают изучающий субъект; теория познания же рассматривает субъект-объектные взаимодействия.</w:t>
+      </w:r>
+    </w:p>
+    <w:p>
+      <w:pPr>
+        <w:rPr>
+          <w:rFonts w:ascii="Times New Roman" w:hAnsi="Times New Roman" w:cs="Times New Roman"/>
+          <w:sz w:val="24"/>
+          <w:szCs w:val="24"/>
+          <w:lang w:val="ru-RU"/>
+        </w:rPr>
+      </w:pPr>
+      <w:r>
+        <w:rPr>
+          <w:rFonts w:ascii="Times New Roman" w:hAnsi="Times New Roman" w:cs="Times New Roman"/>
+          <w:sz w:val="24"/>
+          <w:szCs w:val="24"/>
+          <w:lang w:val="ru-RU"/>
+        </w:rPr>
+        <w:t xml:space="preserve">Эти две </w:t>
+      </w:r>
+      <w:r>
+        <w:rPr>
+          <w:rFonts w:ascii="Times New Roman" w:hAnsi="Times New Roman" w:cs="Times New Roman"/>
+          <w:i/>
+          <w:iCs/>
+          <w:sz w:val="24"/>
+          <w:szCs w:val="24"/>
+          <w:lang w:val="ru-RU"/>
+        </w:rPr>
+        <w:t>точки сборки</w:t>
+      </w:r>
+      <w:r>
+        <w:rPr>
+          <w:rFonts w:ascii="Times New Roman" w:hAnsi="Times New Roman" w:cs="Times New Roman"/>
+          <w:sz w:val="24"/>
+          <w:szCs w:val="24"/>
+          <w:lang w:val="ru-RU"/>
+        </w:rPr>
+        <w:t xml:space="preserve"> способны структурировать хаос речевого поля тем, что предлагают единый способ верификации.</w:t>
+      </w:r>
+      <w:r>
+        <w:rPr>
+          <w:rFonts w:ascii="Times New Roman" w:hAnsi="Times New Roman" w:cs="Times New Roman"/>
+          <w:sz w:val="24"/>
+          <w:szCs w:val="24"/>
+          <w:lang w:val="ru-RU"/>
+        </w:rPr>
+        <w:t xml:space="preserve"> </w:t>
+      </w:r>
+      <w:r>
+        <w:rPr>
+          <w:rFonts w:ascii="Times New Roman" w:hAnsi="Times New Roman" w:cs="Times New Roman"/>
+          <w:sz w:val="24"/>
+          <w:szCs w:val="24"/>
+          <w:lang w:val="ru-RU"/>
+        </w:rPr>
+        <w:t>Конспирологический тип мышления можно победить, только объединив теорию познания и науку.</w:t>
+      </w:r>
+    </w:p>
+    <w:p>
+      <w:pPr>
+        <w:rPr>
+          <w:rFonts w:ascii="Times New Roman" w:hAnsi="Times New Roman" w:cs="Times New Roman"/>
+          <w:sz w:val="24"/>
+          <w:szCs w:val="24"/>
+          <w:u w:val="single"/>
+          <w:lang w:val="ru-RU"/>
+        </w:rPr>
+      </w:pPr>
+      <w:r>
+        <w:rPr>
+          <w:rFonts w:ascii="Times New Roman" w:hAnsi="Times New Roman" w:cs="Times New Roman"/>
+          <w:sz w:val="24"/>
+          <w:szCs w:val="24"/>
+          <w:u w:val="single"/>
+          <w:lang w:val="ru-RU"/>
+        </w:rPr>
+        <w:t>Задача модерна —</w:t>
+      </w:r>
+      <w:r>
+        <w:rPr>
+          <w:rFonts w:ascii="Times New Roman" w:hAnsi="Times New Roman" w:cs="Times New Roman"/>
+          <w:sz w:val="24"/>
+          <w:szCs w:val="24"/>
+          <w:u w:val="single"/>
+          <w:lang w:val="ru-RU"/>
+        </w:rPr>
+        <w:t xml:space="preserve"> </w:t>
+      </w:r>
+      <w:r>
+        <w:rPr>
+          <w:rFonts w:ascii="Times New Roman" w:hAnsi="Times New Roman" w:cs="Times New Roman"/>
+          <w:sz w:val="24"/>
+          <w:szCs w:val="24"/>
+          <w:u w:val="single"/>
+          <w:lang w:val="ru-RU"/>
+        </w:rPr>
+        <w:t>объединение двух этих точек сборки.</w:t>
       </w:r>
     </w:p>
     <w:sectPr>
@@ -1510,6 +3617,28 @@
       <w:szCs w:val="28"/>
     </w:rPr>
   </w:style>
+  <w:style w:type="paragraph" w:styleId="Heading3">
+    <w:name w:val="heading 3"/>
+    <w:basedOn w:val="Normal"/>
+    <w:next w:val="Normal"/>
+    <w:link w:val="Heading3Char"/>
+    <w:uiPriority w:val="9"/>
+    <w:unhideWhenUsed/>
+    <w:qFormat/>
+    <w:rsid w:val="00C34764"/>
+    <w:pPr>
+      <w:keepNext/>
+      <w:keepLines/>
+      <w:spacing w:before="40" w:after="0"/>
+      <w:outlineLvl w:val="2"/>
+    </w:pPr>
+    <w:rPr>
+      <w:rFonts w:asciiTheme="majorHAnsi" w:eastAsiaTheme="majorEastAsia" w:hAnsiTheme="majorHAnsi" w:cstheme="majorBidi"/>
+      <w:color w:val="243F60" w:themeColor="accent1" w:themeShade="7F"/>
+      <w:sz w:val="24"/>
+      <w:szCs w:val="24"/>
+    </w:rPr>
+  </w:style>
   <w:style w:type="character" w:default="1" w:styleId="DefaultParagraphFont">
     <w:name w:val="Default Paragraph Font"/>
     <w:uiPriority w:val="1"/>
@@ -1546,6 +3675,50 @@
       <w:rFonts w:ascii="Consolas" w:eastAsia="Consolas" w:hAnsi="Consolas" w:cs="Consolas"/>
       <w:sz w:val="20"/>
       <w:szCs w:val="20"/>
+    </w:rPr>
+  </w:style>
+  <w:style w:type="character" w:customStyle="1" w:styleId="Heading3Char">
+    <w:name w:val="Heading 3 Char"/>
+    <w:basedOn w:val="DefaultParagraphFont"/>
+    <w:link w:val="Heading3"/>
+    <w:uiPriority w:val="9"/>
+    <w:rsid w:val="00C34764"/>
+    <w:rPr>
+      <w:rFonts w:asciiTheme="majorHAnsi" w:eastAsiaTheme="majorEastAsia" w:hAnsiTheme="majorHAnsi" w:cstheme="majorBidi"/>
+      <w:color w:val="243F60" w:themeColor="accent1" w:themeShade="7F"/>
+      <w:sz w:val="24"/>
+      <w:szCs w:val="24"/>
+    </w:rPr>
+  </w:style>
+  <w:style w:type="paragraph" w:styleId="Quote">
+    <w:name w:val="Quote"/>
+    <w:basedOn w:val="Normal"/>
+    <w:next w:val="Normal"/>
+    <w:link w:val="QuoteChar"/>
+    <w:uiPriority w:val="29"/>
+    <w:qFormat/>
+    <w:rsid w:val="009D6838"/>
+    <w:pPr>
+      <w:spacing w:before="200"/>
+      <w:ind w:left="864" w:right="864"/>
+      <w:jc w:val="center"/>
+    </w:pPr>
+    <w:rPr>
+      <w:i/>
+      <w:iCs/>
+      <w:color w:val="404040" w:themeColor="text1" w:themeTint="BF"/>
+    </w:rPr>
+  </w:style>
+  <w:style w:type="character" w:customStyle="1" w:styleId="QuoteChar">
+    <w:name w:val="Quote Char"/>
+    <w:basedOn w:val="DefaultParagraphFont"/>
+    <w:link w:val="Quote"/>
+    <w:uiPriority w:val="29"/>
+    <w:rsid w:val="009D6838"/>
+    <w:rPr>
+      <w:i/>
+      <w:iCs/>
+      <w:color w:val="404040" w:themeColor="text1" w:themeTint="BF"/>
     </w:rPr>
   </w:style>
 </w:styles>

--- a/public/lesson-9.docx
+++ b/public/lesson-9.docx
@@ -282,6 +282,66 @@
       <w:pPr>
         <w:rPr>
           <w:rFonts w:ascii="Times New Roman" w:hAnsi="Times New Roman" w:cs="Times New Roman"/>
+          <w:sz w:val="24"/>
+          <w:szCs w:val="24"/>
+          <w:lang w:val="ru-RU"/>
+        </w:rPr>
+      </w:pPr>
+      <w:r>
+        <w:rPr>
+          <w:rFonts w:ascii="Times New Roman" w:hAnsi="Times New Roman" w:cs="Times New Roman"/>
+          <w:noProof/>
+          <w:sz w:val="24"/>
+          <w:szCs w:val="24"/>
+          <w:lang w:val="ru-RU"/>
+        </w:rPr>
+        <w:drawing>
+          <wp:inline distT="0" distB="0" distL="0" distR="0">
+            <wp:extent cx="5943600" cy="3088005"/>
+            <wp:effectExtent l="0" t="0" r="0" b="0"/>
+            <wp:docPr id="1700256098" name="Picture 2"/>
+            <wp:cNvGraphicFramePr>
+              <a:graphicFrameLocks xmlns:a="http://schemas.openxmlformats.org/drawingml/2006/main" noChangeAspect="1"/>
+            </wp:cNvGraphicFramePr>
+            <a:graphic xmlns:a="http://schemas.openxmlformats.org/drawingml/2006/main">
+              <a:graphicData uri="http://schemas.openxmlformats.org/drawingml/2006/picture">
+                <pic:pic xmlns:pic="http://schemas.openxmlformats.org/drawingml/2006/picture">
+                  <pic:nvPicPr>
+                    <pic:cNvPr id="1700256098" name="Picture 1700256098"/>
+                    <pic:cNvPicPr/>
+                  </pic:nvPicPr>
+                  <pic:blipFill>
+                    <a:blip r:embed="rId5" cstate="print">
+                      <a:extLst>
+                        <a:ext uri="{28A0092B-C50C-407E-A947-70E740481C1C}">
+                          <a14:useLocalDpi xmlns:a14="http://schemas.microsoft.com/office/drawing/2010/main" val="0"/>
+                        </a:ext>
+                      </a:extLst>
+                    </a:blip>
+                    <a:stretch>
+                      <a:fillRect/>
+                    </a:stretch>
+                  </pic:blipFill>
+                  <pic:spPr>
+                    <a:xfrm>
+                      <a:off x="0" y="0"/>
+                      <a:ext cx="5943600" cy="3088005"/>
+                    </a:xfrm>
+                    <a:prstGeom prst="rect">
+                      <a:avLst/>
+                    </a:prstGeom>
+                  </pic:spPr>
+                </pic:pic>
+              </a:graphicData>
+            </a:graphic>
+          </wp:inline>
+        </w:drawing>
+      </w:r>
+    </w:p>
+    <w:p>
+      <w:pPr>
+        <w:rPr>
+          <w:rFonts w:ascii="Times New Roman" w:hAnsi="Times New Roman" w:cs="Times New Roman"/>
           <w:b/>
           <w:bCs/>
           <w:sz w:val="24"/>
@@ -309,8 +369,9 @@
           <w:szCs w:val="24"/>
           <w:lang w:val="ru-RU"/>
         </w:rPr>
-        <w:t xml:space="preserve"> возникновение модерна  </w:t>
-      </w:r>
+        <w:t xml:space="preserve"> возникновение </w:t>
+      </w:r>
+      <w:proofErr w:type="gramStart"/>
       <w:r>
         <w:rPr>
           <w:rFonts w:ascii="Times New Roman" w:hAnsi="Times New Roman" w:cs="Times New Roman"/>
@@ -320,7 +381,30 @@
           <w:szCs w:val="24"/>
           <w:lang w:val="ru-RU"/>
         </w:rPr>
-        <w:t>——&gt; монотеизм</w:t>
+        <w:t xml:space="preserve">модерна  </w:t>
+      </w:r>
+      <w:r>
+        <w:rPr>
+          <w:rFonts w:ascii="Times New Roman" w:hAnsi="Times New Roman" w:cs="Times New Roman"/>
+          <w:b/>
+          <w:bCs/>
+          <w:sz w:val="24"/>
+          <w:szCs w:val="24"/>
+          <w:lang w:val="ru-RU"/>
+        </w:rPr>
+        <w:t>——</w:t>
+      </w:r>
+      <w:proofErr w:type="gramEnd"/>
+      <w:r>
+        <w:rPr>
+          <w:rFonts w:ascii="Times New Roman" w:hAnsi="Times New Roman" w:cs="Times New Roman"/>
+          <w:b/>
+          <w:bCs/>
+          <w:sz w:val="24"/>
+          <w:szCs w:val="24"/>
+          <w:lang w:val="ru-RU"/>
+        </w:rPr>
+        <w:t>&gt; монотеизм</w:t>
       </w:r>
     </w:p>
     <w:p>
@@ -442,6 +526,7 @@
         <w:rPr>
           <w:lang w:val="ru-RU"/>
         </w:rPr>
+        <w:lastRenderedPageBreak/>
         <w:t>Сдвиги в модерне</w:t>
       </w:r>
     </w:p>
@@ -775,7 +860,6 @@
           <w:szCs w:val="24"/>
           <w:lang w:val="ru-RU"/>
         </w:rPr>
-        <w:lastRenderedPageBreak/>
         <w:t xml:space="preserve">Почему </w:t>
       </w:r>
       <w:r>
@@ -1217,6 +1301,7 @@
           <w:szCs w:val="24"/>
           <w:lang w:val="ru-RU"/>
         </w:rPr>
+        <w:lastRenderedPageBreak/>
         <w:t xml:space="preserve">Отсутствие единого метода </w:t>
       </w:r>
       <w:r>
@@ -1431,17 +1516,7 @@
           <w:szCs w:val="24"/>
           <w:lang w:val="ru-RU"/>
         </w:rPr>
-        <w:t xml:space="preserve">. </w:t>
-      </w:r>
-      <w:r>
-        <w:rPr>
-          <w:rFonts w:ascii="Times New Roman" w:hAnsi="Times New Roman" w:cs="Times New Roman"/>
-          <w:sz w:val="24"/>
-          <w:szCs w:val="24"/>
-          <w:lang w:val="ru-RU"/>
-        </w:rPr>
-        <w:lastRenderedPageBreak/>
-        <w:t xml:space="preserve">Разные позиции создаются разрозненно друг от друга; в результате эти позиции могут быть представлены как некая публичная </w:t>
+        <w:t xml:space="preserve">. Разные позиции создаются разрозненно друг от друга; в результате эти позиции могут быть представлены как некая публичная </w:t>
       </w:r>
       <w:r>
         <w:rPr>
@@ -1957,6 +2032,7 @@
         <w:rPr>
           <w:lang w:val="ru-RU"/>
         </w:rPr>
+        <w:lastRenderedPageBreak/>
         <w:t>Наука и модерн</w:t>
       </w:r>
     </w:p>
@@ -2054,16 +2130,7 @@
           <w:szCs w:val="24"/>
           <w:lang w:val="ru-RU"/>
         </w:rPr>
-        <w:t>ыявление лидирующих позиций</w:t>
-      </w:r>
-      <w:r>
-        <w:rPr>
-          <w:rFonts w:ascii="Times New Roman" w:hAnsi="Times New Roman" w:cs="Times New Roman"/>
-          <w:sz w:val="24"/>
-          <w:szCs w:val="24"/>
-          <w:lang w:val="ru-RU"/>
-        </w:rPr>
-        <w:t xml:space="preserve"> </w:t>
+        <w:t xml:space="preserve">ыявление лидирующих позиций </w:t>
       </w:r>
       <w:r>
         <w:rPr>
@@ -2128,17 +2195,7 @@
           <w:szCs w:val="24"/>
           <w:lang w:val="ru-RU"/>
         </w:rPr>
-        <w:t xml:space="preserve">, который включает в себя множество других позиций и представляет собой процесс; эти позиции становятся ходами мысли этой сборки: находится не хронологическая, но логическая последовательность этих ходов друг за другом. Это — современная философия, которая </w:t>
-      </w:r>
-      <w:r>
-        <w:rPr>
-          <w:rFonts w:ascii="Times New Roman" w:hAnsi="Times New Roman" w:cs="Times New Roman"/>
-          <w:sz w:val="24"/>
-          <w:szCs w:val="24"/>
-          <w:lang w:val="ru-RU"/>
-        </w:rPr>
-        <w:lastRenderedPageBreak/>
-        <w:t xml:space="preserve">является теорией познания, созданная </w:t>
+        <w:t xml:space="preserve">, который включает в себя множество других позиций и представляет собой процесс; эти позиции становятся ходами мысли этой сборки: находится не хронологическая, но логическая последовательность этих ходов друг за другом. Это — современная философия, которая является теорией познания, созданная </w:t>
       </w:r>
       <w:r>
         <w:rPr>

--- a/public/lesson-9.docx
+++ b/public/lesson-9.docx
@@ -4,6 +4,97 @@
   <w:body>
     <w:p>
       <w:pPr>
+        <w:rPr>
+          <w:lang w:val="ru-RU"/>
+        </w:rPr>
+      </w:pPr>
+      <w:r>
+        <w:rPr>
+          <w:lang w:val="ru-RU"/>
+        </w:rPr>
+        <w:t>#32 Модерн – не результат развития, а следствие разочарования – в Мифе и Монотеизме;</w:t>
+      </w:r>
+    </w:p>
+    <w:p>
+      <w:pPr>
+        <w:rPr>
+          <w:lang w:val="ru-RU"/>
+        </w:rPr>
+      </w:pPr>
+      <w:r>
+        <w:rPr>
+          <w:lang w:val="ru-RU"/>
+        </w:rPr>
+        <w:t>#33 "Критическое мышление" – не завоевание или достоинство отдельного субъекта в борьбе с предрассудками / иллюзиями, а продукт социализации;</w:t>
+      </w:r>
+    </w:p>
+    <w:p>
+      <w:pPr>
+        <w:rPr>
+          <w:lang w:val="ru-RU"/>
+        </w:rPr>
+      </w:pPr>
+      <w:r>
+        <w:rPr>
+          <w:lang w:val="ru-RU"/>
+        </w:rPr>
+        <w:t>#34 Цель современного человека — НЕ стать объектом манипуляций / обмана ("конспирология"), верифицировать поступающую информацию;</w:t>
+      </w:r>
+    </w:p>
+    <w:p>
+      <w:pPr>
+        <w:rPr>
+          <w:lang w:val="ru-RU"/>
+        </w:rPr>
+      </w:pPr>
+      <w:r>
+        <w:rPr>
+          <w:lang w:val="ru-RU"/>
+        </w:rPr>
+        <w:t>#35 Ключевая проблема Модерна – отсутствие единой процедуры верификации, поскольку она также является объектом критического рассмотрения;</w:t>
+      </w:r>
+    </w:p>
+    <w:p>
+      <w:pPr>
+        <w:rPr>
+          <w:lang w:val="ru-RU"/>
+        </w:rPr>
+      </w:pPr>
+      <w:r>
+        <w:rPr>
+          <w:lang w:val="ru-RU"/>
+        </w:rPr>
+        <w:t>#36 Критическое мышление не создаёт "универсального единства критических субъектов", а приводит к возникновению расщеплённого, деструктурированного речевого поля, где каждый индивид ощущает себя одиночкой перед безликой, "запрограммированной" массой;</w:t>
+      </w:r>
+    </w:p>
+    <w:p>
+      <w:pPr>
+        <w:rPr>
+          <w:lang w:val="ru-RU"/>
+        </w:rPr>
+      </w:pPr>
+      <w:r>
+        <w:rPr>
+          <w:lang w:val="ru-RU"/>
+        </w:rPr>
+        <w:t>#37 В эпоху Модерна, в отличие от других эпох, отсутствует единая картина мира – она всегда незавершённая, фрагментированная ("коллаж"), и в числе прочего заимствует элементы предшествующих картин мира;</w:t>
+      </w:r>
+    </w:p>
+    <w:p>
+      <w:pPr>
+        <w:rPr>
+          <w:lang w:val="ru-RU"/>
+        </w:rPr>
+      </w:pPr>
+      <w:r>
+        <w:rPr>
+          <w:lang w:val="ru-RU"/>
+        </w:rPr>
+        <w:t>#38 В расщеплённом речевом поле Модерна существуют два "центра сборки" – а) Философская теория познания, созданная Декартом, и б) Экспериментальная наука, которая впервые получила выражение в подходе Галилея к исследованию природы.</w:t>
+      </w:r>
+    </w:p>
+    <w:p>
+      <w:pPr>
         <w:pStyle w:val="Heading2"/>
         <w:rPr>
           <w:lang w:val="ru-RU"/>
@@ -295,6 +386,7 @@
           <w:szCs w:val="24"/>
           <w:lang w:val="ru-RU"/>
         </w:rPr>
+        <w:lastRenderedPageBreak/>
         <w:drawing>
           <wp:inline distT="0" distB="0" distL="0" distR="0">
             <wp:extent cx="5943600" cy="3088005"/>
@@ -369,9 +461,8 @@
           <w:szCs w:val="24"/>
           <w:lang w:val="ru-RU"/>
         </w:rPr>
-        <w:t xml:space="preserve"> возникновение </w:t>
-      </w:r>
-      <w:proofErr w:type="gramStart"/>
+        <w:t xml:space="preserve"> возникновение модерна  </w:t>
+      </w:r>
       <w:r>
         <w:rPr>
           <w:rFonts w:ascii="Times New Roman" w:hAnsi="Times New Roman" w:cs="Times New Roman"/>
@@ -381,30 +472,7 @@
           <w:szCs w:val="24"/>
           <w:lang w:val="ru-RU"/>
         </w:rPr>
-        <w:t xml:space="preserve">модерна  </w:t>
-      </w:r>
-      <w:r>
-        <w:rPr>
-          <w:rFonts w:ascii="Times New Roman" w:hAnsi="Times New Roman" w:cs="Times New Roman"/>
-          <w:b/>
-          <w:bCs/>
-          <w:sz w:val="24"/>
-          <w:szCs w:val="24"/>
-          <w:lang w:val="ru-RU"/>
-        </w:rPr>
-        <w:t>——</w:t>
-      </w:r>
-      <w:proofErr w:type="gramEnd"/>
-      <w:r>
-        <w:rPr>
-          <w:rFonts w:ascii="Times New Roman" w:hAnsi="Times New Roman" w:cs="Times New Roman"/>
-          <w:b/>
-          <w:bCs/>
-          <w:sz w:val="24"/>
-          <w:szCs w:val="24"/>
-          <w:lang w:val="ru-RU"/>
-        </w:rPr>
-        <w:t>&gt; монотеизм</w:t>
+        <w:t>——&gt; монотеизм</w:t>
       </w:r>
     </w:p>
     <w:p>
@@ -492,27 +560,7 @@
           <w:szCs w:val="24"/>
           <w:lang w:val="ru-RU"/>
         </w:rPr>
-        <w:t xml:space="preserve">понятие модерн употребляется в отрицательном смысле: превалируют слова техногенность, </w:t>
-      </w:r>
-      <w:proofErr w:type="spellStart"/>
-      <w:r>
-        <w:rPr>
-          <w:rFonts w:ascii="Times New Roman" w:hAnsi="Times New Roman" w:cs="Times New Roman"/>
-          <w:sz w:val="24"/>
-          <w:szCs w:val="24"/>
-          <w:lang w:val="ru-RU"/>
-        </w:rPr>
-        <w:t>технократичность</w:t>
-      </w:r>
-      <w:proofErr w:type="spellEnd"/>
-      <w:r>
-        <w:rPr>
-          <w:rFonts w:ascii="Times New Roman" w:hAnsi="Times New Roman" w:cs="Times New Roman"/>
-          <w:sz w:val="24"/>
-          <w:szCs w:val="24"/>
-          <w:lang w:val="ru-RU"/>
-        </w:rPr>
-        <w:t>, акцент на экономическую рациональность, прагматизм; подразумевается потеря ценностей, духовности.</w:t>
+        <w:t>понятие модерн употребляется в отрицательном смысле: превалируют слова техногенность, технократичность, акцент на экономическую рациональность, прагматизм; подразумевается потеря ценностей, духовности.</w:t>
       </w:r>
     </w:p>
     <w:p>
@@ -526,7 +574,6 @@
         <w:rPr>
           <w:lang w:val="ru-RU"/>
         </w:rPr>
-        <w:lastRenderedPageBreak/>
         <w:t>Сдвиги в модерне</w:t>
       </w:r>
     </w:p>
@@ -558,25 +605,14 @@
           <w:lang w:val="ru-RU"/>
         </w:rPr>
       </w:pPr>
-      <w:proofErr w:type="gramStart"/>
-      <w:r>
-        <w:rPr>
-          <w:rFonts w:ascii="Times New Roman" w:hAnsi="Times New Roman" w:cs="Times New Roman"/>
-          <w:sz w:val="24"/>
-          <w:szCs w:val="24"/>
-          <w:lang w:val="ru-RU"/>
-        </w:rPr>
-        <w:t>![</w:t>
-      </w:r>
-      <w:proofErr w:type="gramEnd"/>
-      <w:r>
-        <w:rPr>
-          <w:rFonts w:ascii="Times New Roman" w:hAnsi="Times New Roman" w:cs="Times New Roman"/>
-          <w:sz w:val="24"/>
-          <w:szCs w:val="24"/>
-          <w:lang w:val="ru-RU"/>
-        </w:rPr>
-        <w:t>[</w:t>
+      <w:r>
+        <w:rPr>
+          <w:rFonts w:ascii="Times New Roman" w:hAnsi="Times New Roman" w:cs="Times New Roman"/>
+          <w:sz w:val="24"/>
+          <w:szCs w:val="24"/>
+          <w:lang w:val="ru-RU"/>
+        </w:rPr>
+        <w:t>![[</w:t>
       </w:r>
       <w:r>
         <w:rPr>
@@ -595,7 +631,6 @@
         </w:rPr>
         <w:t xml:space="preserve"> 4.</w:t>
       </w:r>
-      <w:proofErr w:type="spellStart"/>
       <w:r>
         <w:rPr>
           <w:rFonts w:ascii="Times New Roman" w:hAnsi="Times New Roman" w:cs="Times New Roman"/>
@@ -604,7 +639,6 @@
         </w:rPr>
         <w:t>png</w:t>
       </w:r>
-      <w:proofErr w:type="spellEnd"/>
       <w:r>
         <w:rPr>
           <w:rFonts w:ascii="Times New Roman" w:hAnsi="Times New Roman" w:cs="Times New Roman"/>
@@ -860,6 +894,7 @@
           <w:szCs w:val="24"/>
           <w:lang w:val="ru-RU"/>
         </w:rPr>
+        <w:lastRenderedPageBreak/>
         <w:t xml:space="preserve">Почему </w:t>
       </w:r>
       <w:r>
@@ -941,27 +976,7 @@
           <w:szCs w:val="24"/>
           <w:lang w:val="ru-RU"/>
         </w:rPr>
-        <w:t xml:space="preserve"> — проверка на истинность, «</w:t>
-      </w:r>
-      <w:proofErr w:type="spellStart"/>
-      <w:r>
-        <w:rPr>
-          <w:rFonts w:ascii="Times New Roman" w:hAnsi="Times New Roman" w:cs="Times New Roman"/>
-          <w:sz w:val="24"/>
-          <w:szCs w:val="24"/>
-          <w:lang w:val="ru-RU"/>
-        </w:rPr>
-        <w:t>истинизация</w:t>
-      </w:r>
-      <w:proofErr w:type="spellEnd"/>
-      <w:r>
-        <w:rPr>
-          <w:rFonts w:ascii="Times New Roman" w:hAnsi="Times New Roman" w:cs="Times New Roman"/>
-          <w:sz w:val="24"/>
-          <w:szCs w:val="24"/>
-          <w:lang w:val="ru-RU"/>
-        </w:rPr>
-        <w:t xml:space="preserve">»: нужно не абы какое знание; нужно знание, прошедшее </w:t>
+        <w:t xml:space="preserve"> — проверка на истинность, «истинизация»: нужно не абы какое знание; нужно знание, прошедшее </w:t>
       </w:r>
       <w:r>
         <w:rPr>
@@ -1301,7 +1316,6 @@
           <w:szCs w:val="24"/>
           <w:lang w:val="ru-RU"/>
         </w:rPr>
-        <w:lastRenderedPageBreak/>
         <w:t xml:space="preserve">Отсутствие единого метода </w:t>
       </w:r>
       <w:r>
@@ -1476,27 +1490,7 @@
           <w:szCs w:val="24"/>
           <w:lang w:val="ru-RU"/>
         </w:rPr>
-        <w:t xml:space="preserve">В других картинах мира были разные позиции и были определенные правила, по которым они могли взаимодействовать (так я себя буду вести с одним, так с другим и </w:t>
-      </w:r>
-      <w:proofErr w:type="spellStart"/>
-      <w:r>
-        <w:rPr>
-          <w:rFonts w:ascii="Times New Roman" w:hAnsi="Times New Roman" w:cs="Times New Roman"/>
-          <w:sz w:val="24"/>
-          <w:szCs w:val="24"/>
-          <w:lang w:val="ru-RU"/>
-        </w:rPr>
-        <w:t>тп</w:t>
-      </w:r>
-      <w:proofErr w:type="spellEnd"/>
-      <w:r>
-        <w:rPr>
-          <w:rFonts w:ascii="Times New Roman" w:hAnsi="Times New Roman" w:cs="Times New Roman"/>
-          <w:sz w:val="24"/>
-          <w:szCs w:val="24"/>
-          <w:lang w:val="ru-RU"/>
-        </w:rPr>
-        <w:t xml:space="preserve">). В модерне никаких строгих правил нет, потому что у всех разные процедуры </w:t>
+        <w:t xml:space="preserve">В других картинах мира были разные позиции и были определенные правила, по которым они могли взаимодействовать (так я себя буду вести с одним, так с другим и тп). В модерне никаких строгих правил нет, потому что у всех разные процедуры </w:t>
       </w:r>
       <w:r>
         <w:rPr>
@@ -1516,7 +1510,17 @@
           <w:szCs w:val="24"/>
           <w:lang w:val="ru-RU"/>
         </w:rPr>
-        <w:t xml:space="preserve">. Разные позиции создаются разрозненно друг от друга; в результате эти позиции могут быть представлены как некая публичная </w:t>
+        <w:t xml:space="preserve">. </w:t>
+      </w:r>
+      <w:r>
+        <w:rPr>
+          <w:rFonts w:ascii="Times New Roman" w:hAnsi="Times New Roman" w:cs="Times New Roman"/>
+          <w:sz w:val="24"/>
+          <w:szCs w:val="24"/>
+          <w:lang w:val="ru-RU"/>
+        </w:rPr>
+        <w:lastRenderedPageBreak/>
+        <w:t xml:space="preserve">Разные позиции создаются разрозненно друг от друга; в результате эти позиции могут быть представлены как некая публичная </w:t>
       </w:r>
       <w:r>
         <w:rPr>
@@ -1635,27 +1639,7 @@
           <w:szCs w:val="24"/>
           <w:lang w:val="ru-RU"/>
         </w:rPr>
-        <w:t xml:space="preserve">Любой спор в модерне выглядит так: есть две позиции, в которых необходимо отсутствует предельное основание; когда они сталкиваются, то каждый указывает другому на эту брешь в знании, на отсутствии предельного основания; через много итераций такой спор скатывается в утверждения типа «тобой манипулируют», то есть, в общем-то, </w:t>
-      </w:r>
-      <w:proofErr w:type="spellStart"/>
-      <w:r>
-        <w:rPr>
-          <w:rFonts w:ascii="Times New Roman" w:hAnsi="Times New Roman" w:cs="Times New Roman"/>
-          <w:sz w:val="24"/>
-          <w:szCs w:val="24"/>
-          <w:lang w:val="ru-RU"/>
-        </w:rPr>
-        <w:t>срачем</w:t>
-      </w:r>
-      <w:proofErr w:type="spellEnd"/>
-      <w:r>
-        <w:rPr>
-          <w:rFonts w:ascii="Times New Roman" w:hAnsi="Times New Roman" w:cs="Times New Roman"/>
-          <w:sz w:val="24"/>
-          <w:szCs w:val="24"/>
-          <w:lang w:val="ru-RU"/>
-        </w:rPr>
-        <w:t xml:space="preserve">. И это похоже не на прогресс, не на рождение истины в споре, а на ловушку. Любой спор всегда в конце концов указывает на отсутствие </w:t>
+        <w:t xml:space="preserve">Любой спор в модерне выглядит так: есть две позиции, в которых необходимо отсутствует предельное основание; когда они сталкиваются, то каждый указывает другому на эту брешь в знании, на отсутствии предельного основания; через много итераций такой спор скатывается в утверждения типа «тобой манипулируют», то есть, в общем-то, срачем. И это похоже не на прогресс, не на рождение истины в споре, а на ловушку. Любой спор всегда в конце концов указывает на отсутствие </w:t>
       </w:r>
       <w:r>
         <w:rPr>
@@ -1707,21 +1691,7 @@
         <w:rPr>
           <w:lang w:val="ru-RU"/>
         </w:rPr>
-        <w:t xml:space="preserve">послужит </w:t>
-      </w:r>
-      <w:proofErr w:type="spellStart"/>
-      <w:r>
-        <w:rPr>
-          <w:lang w:val="ru-RU"/>
-        </w:rPr>
-        <w:t>холивар</w:t>
-      </w:r>
-      <w:proofErr w:type="spellEnd"/>
-      <w:r>
-        <w:rPr>
-          <w:lang w:val="ru-RU"/>
-        </w:rPr>
-        <w:t xml:space="preserve"> в комментариях к новост</w:t>
+        <w:t>послужит холивар в комментариях к новост</w:t>
       </w:r>
       <w:r>
         <w:rPr>
@@ -1827,27 +1797,7 @@
           <w:szCs w:val="24"/>
           <w:lang w:val="ru-RU"/>
         </w:rPr>
-        <w:t xml:space="preserve">. То, что картина каждым может скомпилироваться самостоятельно, называется в модерне свободой: слова, совести, творчества и </w:t>
-      </w:r>
-      <w:proofErr w:type="spellStart"/>
-      <w:r>
-        <w:rPr>
-          <w:rFonts w:ascii="Times New Roman" w:hAnsi="Times New Roman" w:cs="Times New Roman"/>
-          <w:sz w:val="24"/>
-          <w:szCs w:val="24"/>
-          <w:lang w:val="ru-RU"/>
-        </w:rPr>
-        <w:t>тп</w:t>
-      </w:r>
-      <w:proofErr w:type="spellEnd"/>
-      <w:r>
-        <w:rPr>
-          <w:rFonts w:ascii="Times New Roman" w:hAnsi="Times New Roman" w:cs="Times New Roman"/>
-          <w:sz w:val="24"/>
-          <w:szCs w:val="24"/>
-          <w:lang w:val="ru-RU"/>
-        </w:rPr>
-        <w:t xml:space="preserve">. Называть это можно как угодно, но по факту это следствие коллажа. А сам коллаж является следствием </w:t>
+        <w:t xml:space="preserve">. То, что картина каждым может скомпилироваться самостоятельно, называется в модерне свободой: слова, совести, творчества и тп. Называть это можно как угодно, но по факту это следствие коллажа. А сам коллаж является следствием </w:t>
       </w:r>
       <w:r>
         <w:rPr>
@@ -1926,27 +1876,7 @@
           <w:szCs w:val="24"/>
           <w:lang w:val="ru-RU"/>
         </w:rPr>
-        <w:t xml:space="preserve">. </w:t>
-      </w:r>
-      <w:proofErr w:type="spellStart"/>
-      <w:r>
-        <w:rPr>
-          <w:rFonts w:ascii="Times New Roman" w:hAnsi="Times New Roman" w:cs="Times New Roman"/>
-          <w:sz w:val="24"/>
-          <w:szCs w:val="24"/>
-          <w:lang w:val="ru-RU"/>
-        </w:rPr>
-        <w:t>Плоскоземельщики</w:t>
-      </w:r>
-      <w:proofErr w:type="spellEnd"/>
-      <w:r>
-        <w:rPr>
-          <w:rFonts w:ascii="Times New Roman" w:hAnsi="Times New Roman" w:cs="Times New Roman"/>
-          <w:sz w:val="24"/>
-          <w:szCs w:val="24"/>
-          <w:lang w:val="ru-RU"/>
-        </w:rPr>
-        <w:t xml:space="preserve">, антипрививочники, все конспирологи </w:t>
+        <w:t xml:space="preserve">. Плоскоземельщики, антипрививочники, все конспирологи </w:t>
       </w:r>
       <w:r>
         <w:rPr>
@@ -2032,7 +1962,6 @@
         <w:rPr>
           <w:lang w:val="ru-RU"/>
         </w:rPr>
-        <w:lastRenderedPageBreak/>
         <w:t>Наука и модерн</w:t>
       </w:r>
     </w:p>
@@ -2195,7 +2124,17 @@
           <w:szCs w:val="24"/>
           <w:lang w:val="ru-RU"/>
         </w:rPr>
-        <w:t xml:space="preserve">, который включает в себя множество других позиций и представляет собой процесс; эти позиции становятся ходами мысли этой сборки: находится не хронологическая, но логическая последовательность этих ходов друг за другом. Это — современная философия, которая является теорией познания, созданная </w:t>
+        <w:t xml:space="preserve">, который включает в себя множество других позиций и представляет собой процесс; эти позиции становятся ходами мысли этой сборки: находится не хронологическая, но логическая последовательность этих ходов друг за другом. Это — современная философия, которая </w:t>
+      </w:r>
+      <w:r>
+        <w:rPr>
+          <w:rFonts w:ascii="Times New Roman" w:hAnsi="Times New Roman" w:cs="Times New Roman"/>
+          <w:sz w:val="24"/>
+          <w:szCs w:val="24"/>
+          <w:lang w:val="ru-RU"/>
+        </w:rPr>
+        <w:lastRenderedPageBreak/>
+        <w:t xml:space="preserve">является теорией познания, созданная </w:t>
       </w:r>
       <w:r>
         <w:rPr>

--- a/public/lesson-9.docx
+++ b/public/lesson-9.docx
@@ -12,85 +12,166 @@
         <w:rPr>
           <w:lang w:val="ru-RU"/>
         </w:rPr>
-        <w:t>#32 Модерн – не результат развития, а следствие разочарования – в Мифе и Монотеизме;</w:t>
-      </w:r>
-    </w:p>
-    <w:p>
-      <w:pPr>
-        <w:rPr>
-          <w:lang w:val="ru-RU"/>
-        </w:rPr>
-      </w:pPr>
-      <w:r>
-        <w:rPr>
-          <w:lang w:val="ru-RU"/>
-        </w:rPr>
-        <w:t>#33 "Критическое мышление" – не завоевание или достоинство отдельного субъекта в борьбе с предрассудками / иллюзиями, а продукт социализации;</w:t>
-      </w:r>
-    </w:p>
-    <w:p>
-      <w:pPr>
-        <w:rPr>
-          <w:lang w:val="ru-RU"/>
-        </w:rPr>
-      </w:pPr>
-      <w:r>
-        <w:rPr>
-          <w:lang w:val="ru-RU"/>
-        </w:rPr>
-        <w:t>#34 Цель современного человека — НЕ стать объектом манипуляций / обмана ("конспирология"), верифицировать поступающую информацию;</w:t>
-      </w:r>
-    </w:p>
-    <w:p>
-      <w:pPr>
-        <w:rPr>
-          <w:lang w:val="ru-RU"/>
-        </w:rPr>
-      </w:pPr>
-      <w:r>
-        <w:rPr>
-          <w:lang w:val="ru-RU"/>
-        </w:rPr>
-        <w:t>#35 Ключевая проблема Модерна – отсутствие единой процедуры верификации, поскольку она также является объектом критического рассмотрения;</w:t>
-      </w:r>
-    </w:p>
-    <w:p>
-      <w:pPr>
-        <w:rPr>
-          <w:lang w:val="ru-RU"/>
-        </w:rPr>
-      </w:pPr>
-      <w:r>
-        <w:rPr>
-          <w:lang w:val="ru-RU"/>
-        </w:rPr>
-        <w:t>#36 Критическое мышление не создаёт "универсального единства критических субъектов", а приводит к возникновению расщеплённого, деструктурированного речевого поля, где каждый индивид ощущает себя одиночкой перед безликой, "запрограммированной" массой;</w:t>
-      </w:r>
-    </w:p>
-    <w:p>
-      <w:pPr>
-        <w:rPr>
-          <w:lang w:val="ru-RU"/>
-        </w:rPr>
-      </w:pPr>
-      <w:r>
-        <w:rPr>
-          <w:lang w:val="ru-RU"/>
-        </w:rPr>
-        <w:t>#37 В эпоху Модерна, в отличие от других эпох, отсутствует единая картина мира – она всегда незавершённая, фрагментированная ("коллаж"), и в числе прочего заимствует элементы предшествующих картин мира;</w:t>
-      </w:r>
-    </w:p>
-    <w:p>
-      <w:pPr>
-        <w:rPr>
-          <w:lang w:val="ru-RU"/>
-        </w:rPr>
-      </w:pPr>
-      <w:r>
-        <w:rPr>
-          <w:lang w:val="ru-RU"/>
-        </w:rPr>
-        <w:t>#38 В расщеплённом речевом поле Модерна существуют два "центра сборки" – а) Философская теория познания, созданная Декартом, и б) Экспериментальная наука, которая впервые получила выражение в подходе Галилея к исследованию природы.</w:t>
+        <w:t>#32</w:t>
+      </w:r>
+      <w:r>
+        <w:rPr>
+          <w:lang w:val="ru-RU"/>
+        </w:rPr>
+        <w:t>.</w:t>
+      </w:r>
+      <w:r>
+        <w:rPr>
+          <w:lang w:val="ru-RU"/>
+        </w:rPr>
+        <w:t xml:space="preserve"> Модерн – не результат развития, а следствие разочарования – в Мифе и Монотеизме;</w:t>
+      </w:r>
+    </w:p>
+    <w:p>
+      <w:pPr>
+        <w:rPr>
+          <w:lang w:val="ru-RU"/>
+        </w:rPr>
+      </w:pPr>
+      <w:r>
+        <w:rPr>
+          <w:lang w:val="ru-RU"/>
+        </w:rPr>
+        <w:t>#33</w:t>
+      </w:r>
+      <w:r>
+        <w:rPr>
+          <w:lang w:val="ru-RU"/>
+        </w:rPr>
+        <w:t>.</w:t>
+      </w:r>
+      <w:r>
+        <w:rPr>
+          <w:lang w:val="ru-RU"/>
+        </w:rPr>
+        <w:t xml:space="preserve"> "Критическое мышление" – не завоевание или достоинство отдельного субъекта в борьбе с предрассудками / иллюзиями, а продукт социализации;</w:t>
+      </w:r>
+    </w:p>
+    <w:p>
+      <w:pPr>
+        <w:rPr>
+          <w:lang w:val="ru-RU"/>
+        </w:rPr>
+      </w:pPr>
+      <w:r>
+        <w:rPr>
+          <w:lang w:val="ru-RU"/>
+        </w:rPr>
+        <w:t>#34</w:t>
+      </w:r>
+      <w:r>
+        <w:rPr>
+          <w:lang w:val="ru-RU"/>
+        </w:rPr>
+        <w:t>.</w:t>
+      </w:r>
+      <w:r>
+        <w:rPr>
+          <w:lang w:val="ru-RU"/>
+        </w:rPr>
+        <w:t xml:space="preserve"> Цель современного человека — НЕ стать объектом манипуляций / обмана ("конспирология"), верифицировать поступающую информацию;</w:t>
+      </w:r>
+    </w:p>
+    <w:p>
+      <w:pPr>
+        <w:rPr>
+          <w:lang w:val="ru-RU"/>
+        </w:rPr>
+      </w:pPr>
+      <w:r>
+        <w:rPr>
+          <w:lang w:val="ru-RU"/>
+        </w:rPr>
+        <w:t>#35</w:t>
+      </w:r>
+      <w:r>
+        <w:rPr>
+          <w:lang w:val="ru-RU"/>
+        </w:rPr>
+        <w:t>.</w:t>
+      </w:r>
+      <w:r>
+        <w:rPr>
+          <w:lang w:val="ru-RU"/>
+        </w:rPr>
+        <w:t xml:space="preserve"> Ключевая проблема Модерна – отсутствие единой процедуры верификации, поскольку она также является объектом критического рассмотрения;</w:t>
+      </w:r>
+    </w:p>
+    <w:p>
+      <w:pPr>
+        <w:rPr>
+          <w:lang w:val="ru-RU"/>
+        </w:rPr>
+      </w:pPr>
+      <w:r>
+        <w:rPr>
+          <w:lang w:val="ru-RU"/>
+        </w:rPr>
+        <w:t>#36</w:t>
+      </w:r>
+      <w:r>
+        <w:rPr>
+          <w:lang w:val="ru-RU"/>
+        </w:rPr>
+        <w:t>.</w:t>
+      </w:r>
+      <w:r>
+        <w:rPr>
+          <w:lang w:val="ru-RU"/>
+        </w:rPr>
+        <w:t xml:space="preserve"> Критическое мышление не создаёт "универсального единства критических субъектов", а приводит к возникновению расщеплённого, деструктурированного речевого поля, где каждый индивид ощущает себя одиночкой перед безликой, "запрограммированной" массой;</w:t>
+      </w:r>
+    </w:p>
+    <w:p>
+      <w:pPr>
+        <w:rPr>
+          <w:lang w:val="ru-RU"/>
+        </w:rPr>
+      </w:pPr>
+      <w:r>
+        <w:rPr>
+          <w:lang w:val="ru-RU"/>
+        </w:rPr>
+        <w:t>#37</w:t>
+      </w:r>
+      <w:r>
+        <w:rPr>
+          <w:lang w:val="ru-RU"/>
+        </w:rPr>
+        <w:t>.</w:t>
+      </w:r>
+      <w:r>
+        <w:rPr>
+          <w:lang w:val="ru-RU"/>
+        </w:rPr>
+        <w:t xml:space="preserve"> В эпоху Модерна, в отличие от других эпох, отсутствует единая картина мира – она всегда незавершённая, фрагментированная ("коллаж"), и в числе прочего заимствует элементы предшествующих картин мира;</w:t>
+      </w:r>
+    </w:p>
+    <w:p>
+      <w:pPr>
+        <w:rPr>
+          <w:lang w:val="ru-RU"/>
+        </w:rPr>
+      </w:pPr>
+      <w:r>
+        <w:rPr>
+          <w:lang w:val="ru-RU"/>
+        </w:rPr>
+        <w:t>#38</w:t>
+      </w:r>
+      <w:r>
+        <w:t>.</w:t>
+      </w:r>
+      <w:r>
+        <w:rPr>
+          <w:lang w:val="ru-RU"/>
+        </w:rPr>
+        <w:t xml:space="preserve"> В расщеплённом речевом поле Модерна существуют два "центра сборки" – а) Философская теория познания, созданная Декартом, и б) Экспериментальная наука, которая впервые получила выражение в подходе Галилея к исследованию природы.</w:t>
       </w:r>
     </w:p>
     <w:p>
